--- a/dev/server/docx/templates/offer.docx
+++ b/dev/server/docx/templates/offer.docx
@@ -1,10 +1,10 @@
 
 <file path=word/document.xml><?xml version="1.0" encoding="utf-8"?>
-<w:document xmlns:wpc="http://schemas.microsoft.com/office/word/2010/wordprocessingCanvas" xmlns:cx="http://schemas.microsoft.com/office/drawing/2014/chartex" xmlns:cx1="http://schemas.microsoft.com/office/drawing/2015/9/8/chartex" xmlns:cx2="http://schemas.microsoft.com/office/drawing/2015/10/21/chartex" xmlns:cx3="http://schemas.microsoft.com/office/drawing/2016/5/9/chartex" xmlns:cx4="http://schemas.microsoft.com/office/drawing/2016/5/10/chartex" xmlns:cx5="http://schemas.microsoft.com/office/drawing/2016/5/11/chartex" xmlns:cx6="http://schemas.microsoft.com/office/drawing/2016/5/12/chartex" xmlns:cx7="http://schemas.microsoft.com/office/drawing/2016/5/13/chartex" xmlns:cx8="http://schemas.microsoft.com/office/drawing/2016/5/14/chartex" xmlns:mc="http://schemas.openxmlformats.org/markup-compatibility/2006" xmlns:aink="http://schemas.microsoft.com/office/drawing/2016/ink" xmlns:am3d="http://schemas.microsoft.com/office/drawing/2017/model3d" xmlns:o="urn:schemas-microsoft-com:office:office" xmlns:r="http://schemas.openxmlformats.org/officeDocument/2006/relationships" xmlns:m="http://schemas.openxmlformats.org/officeDocument/2006/math" xmlns:v="urn:schemas-microsoft-com:vml" xmlns:wp14="http://schemas.microsoft.com/office/word/2010/wordprocessingDrawing" xmlns:wp="http://schemas.openxmlformats.org/drawingml/2006/wordprocessingDrawing" xmlns:w10="urn:schemas-microsoft-com:office:word" xmlns:w="http://schemas.openxmlformats.org/wordprocessingml/2006/main" xmlns:w14="http://schemas.microsoft.com/office/word/2010/wordml" xmlns:w15="http://schemas.microsoft.com/office/word/2012/wordml" xmlns:w16cex="http://schemas.microsoft.com/office/word/2018/wordml/cex" xmlns:w16cid="http://schemas.microsoft.com/office/word/2016/wordml/cid" xmlns:w16="http://schemas.microsoft.com/office/word/2018/wordml" xmlns:w16se="http://schemas.microsoft.com/office/word/2015/wordml/symex" xmlns:wpg="http://schemas.microsoft.com/office/word/2010/wordprocessingGroup" xmlns:wpi="http://schemas.microsoft.com/office/word/2010/wordprocessingInk" xmlns:wne="http://schemas.microsoft.com/office/word/2006/wordml" xmlns:wps="http://schemas.microsoft.com/office/word/2010/wordprocessingShape" mc:Ignorable="w14 w15 w16se w16cid w16 w16cex wp14">
+<w:document xmlns:wpc="http://schemas.microsoft.com/office/word/2010/wordprocessingCanvas" xmlns:mc="http://schemas.openxmlformats.org/markup-compatibility/2006" xmlns:o="urn:schemas-microsoft-com:office:office" xmlns:r="http://schemas.openxmlformats.org/officeDocument/2006/relationships" xmlns:m="http://schemas.openxmlformats.org/officeDocument/2006/math" xmlns:v="urn:schemas-microsoft-com:vml" xmlns:wp14="http://schemas.microsoft.com/office/word/2010/wordprocessingDrawing" xmlns:wp="http://schemas.openxmlformats.org/drawingml/2006/wordprocessingDrawing" xmlns:w="http://schemas.openxmlformats.org/wordprocessingml/2006/main" xmlns:w14="http://schemas.microsoft.com/office/word/2010/wordml" xmlns:w10="urn:schemas-microsoft-com:office:word" xmlns:w15="http://schemas.microsoft.com/office/word/2012/wordml" xmlns:wpg="http://schemas.microsoft.com/office/word/2010/wordprocessingGroup" xmlns:wpi="http://schemas.microsoft.com/office/word/2010/wordprocessingInk" xmlns:wne="http://schemas.microsoft.com/office/word/2006/wordml" xmlns:wps="http://schemas.microsoft.com/office/word/2010/wordprocessingShape" xmlns:wpsCustomData="http://www.wps.cn/officeDocument/2013/wpsCustomData" mc:Ignorable="w14 w15 wp14">
   <w:body>
     <w:p>
       <w:pPr>
-        <w:pStyle w:val="BodyText"/>
+        <w:pStyle w:val="4"/>
         <w:ind w:left="100"/>
         <w:rPr>
           <w:sz w:val="20"/>
@@ -12,98 +12,16 @@
       </w:pPr>
       <w:r>
         <w:rPr>
-          <w:noProof/>
+          <w:sz w:val="20"/>
         </w:rPr>
         <mc:AlternateContent>
           <mc:Choice Requires="wps">
             <w:drawing>
-              <wp:anchor distT="0" distB="0" distL="114300" distR="114300" simplePos="0" relativeHeight="15730176" behindDoc="0" locked="0" layoutInCell="1" allowOverlap="1" wp14:anchorId="555CE8BE" wp14:editId="597A6A94">
-                <wp:simplePos x="0" y="0"/>
-                <wp:positionH relativeFrom="page">
-                  <wp:posOffset>0</wp:posOffset>
-                </wp:positionH>
-                <wp:positionV relativeFrom="page">
-                  <wp:posOffset>7432040</wp:posOffset>
-                </wp:positionV>
-                <wp:extent cx="7559675" cy="12700"/>
-                <wp:effectExtent l="0" t="0" r="0" b="0"/>
-                <wp:wrapNone/>
-                <wp:docPr id="4" name="docshape1"/>
-                <wp:cNvGraphicFramePr>
-                  <a:graphicFrameLocks xmlns:a="http://schemas.openxmlformats.org/drawingml/2006/main"/>
-                </wp:cNvGraphicFramePr>
-                <a:graphic xmlns:a="http://schemas.openxmlformats.org/drawingml/2006/main">
-                  <a:graphicData uri="http://schemas.microsoft.com/office/word/2010/wordprocessingShape">
-                    <wps:wsp>
-                      <wps:cNvSpPr>
-                        <a:spLocks noChangeArrowheads="1"/>
-                      </wps:cNvSpPr>
-                      <wps:spPr bwMode="auto">
-                        <a:xfrm>
-                          <a:off x="0" y="0"/>
-                          <a:ext cx="7559675" cy="12700"/>
-                        </a:xfrm>
-                        <a:prstGeom prst="rect">
-                          <a:avLst/>
-                        </a:prstGeom>
-                        <a:solidFill>
-                          <a:srgbClr val="000000"/>
-                        </a:solidFill>
-                        <a:ln>
-                          <a:noFill/>
-                        </a:ln>
-                        <a:extLst>
-                          <a:ext uri="{91240B29-F687-4F45-9708-019B960494DF}">
-                            <a14:hiddenLine xmlns:a14="http://schemas.microsoft.com/office/drawing/2010/main" w="9525">
-                              <a:solidFill>
-                                <a:srgbClr val="000000"/>
-                              </a:solidFill>
-                              <a:miter lim="800000"/>
-                              <a:headEnd/>
-                              <a:tailEnd/>
-                            </a14:hiddenLine>
-                          </a:ext>
-                        </a:extLst>
-                      </wps:spPr>
-                      <wps:bodyPr rot="0" vert="horz" wrap="square" lIns="91440" tIns="45720" rIns="91440" bIns="45720" anchor="t" anchorCtr="0" upright="1">
-                        <a:noAutofit/>
-                      </wps:bodyPr>
-                    </wps:wsp>
-                  </a:graphicData>
-                </a:graphic>
-                <wp14:sizeRelH relativeFrom="page">
-                  <wp14:pctWidth>0</wp14:pctWidth>
-                </wp14:sizeRelH>
-                <wp14:sizeRelV relativeFrom="page">
-                  <wp14:pctHeight>0</wp14:pctHeight>
-                </wp14:sizeRelV>
-              </wp:anchor>
-            </w:drawing>
-          </mc:Choice>
-          <mc:Fallback>
-            <w:pict>
-              <v:rect w14:anchorId="087216A8" id="docshape1" o:spid="_x0000_s1026" style="position:absolute;margin-left:0;margin-top:585.2pt;width:595.25pt;height:1pt;z-index:15730176;visibility:visible;mso-wrap-style:square;mso-width-percent:0;mso-height-percent:0;mso-wrap-distance-left:9pt;mso-wrap-distance-top:0;mso-wrap-distance-right:9pt;mso-wrap-distance-bottom:0;mso-position-horizontal:absolute;mso-position-horizontal-relative:page;mso-position-vertical:absolute;mso-position-vertical-relative:page;mso-width-percent:0;mso-height-percent:0;mso-width-relative:page;mso-height-relative:page;v-text-anchor:top" o:gfxdata="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" fillcolor="black" stroked="f">
-                <w10:wrap anchorx="page" anchory="page"/>
-              </v:rect>
-            </w:pict>
-          </mc:Fallback>
-        </mc:AlternateContent>
-      </w:r>
-      <w:r>
-        <w:rPr>
-          <w:noProof/>
-          <w:sz w:val="20"/>
-        </w:rPr>
-        <mc:AlternateContent>
-          <mc:Choice Requires="wps">
-            <w:drawing>
-              <wp:inline distT="0" distB="0" distL="0" distR="0" wp14:anchorId="6859977D" wp14:editId="7257694D">
+              <wp:inline distT="0" distB="0" distL="0" distR="0">
                 <wp:extent cx="5734050" cy="1099185"/>
                 <wp:effectExtent l="9525" t="6350" r="9525" b="8890"/>
                 <wp:docPr id="3" name="docshape2"/>
-                <wp:cNvGraphicFramePr>
-                  <a:graphicFrameLocks xmlns:a="http://schemas.openxmlformats.org/drawingml/2006/main"/>
-                </wp:cNvGraphicFramePr>
+                <wp:cNvGraphicFramePr/>
                 <a:graphic xmlns:a="http://schemas.openxmlformats.org/drawingml/2006/main">
                   <a:graphicData uri="http://schemas.microsoft.com/office/word/2010/wordprocessingShape">
                     <wps:wsp>
@@ -125,18 +43,7 @@
                           </a:solidFill>
                           <a:prstDash val="solid"/>
                           <a:miter lim="800000"/>
-                          <a:headEnd/>
-                          <a:tailEnd/>
                         </a:ln>
-                        <a:extLst>
-                          <a:ext uri="{909E8E84-426E-40DD-AFC4-6F175D3DCCD1}">
-                            <a14:hiddenFill xmlns:a14="http://schemas.microsoft.com/office/drawing/2010/main">
-                              <a:solidFill>
-                                <a:srgbClr val="FFFFFF"/>
-                              </a:solidFill>
-                            </a14:hiddenFill>
-                          </a:ext>
-                        </a:extLst>
                       </wps:spPr>
                       <wps:txbx>
                         <w:txbxContent>
@@ -594,16 +501,31 @@
                               </w:rPr>
                               <w:t xml:space="preserve"> </w:t>
                             </w:r>
-                            <w:hyperlink r:id="rId4">
-                              <w:r>
-                                <w:rPr>
-                                  <w:rFonts w:ascii="Arial" w:hAnsi="Arial"/>
-                                  <w:spacing w:val="-2"/>
-                                  <w:sz w:val="20"/>
-                                </w:rPr>
-                                <w:t>learn@ac.lk</w:t>
-                              </w:r>
-                            </w:hyperlink>
+                            <w:r>
+                              <w:fldChar w:fldCharType="begin"/>
+                            </w:r>
+                            <w:r>
+                              <w:instrText xml:space="preserve"> HYPERLINK "mailto:learn@ac.lk" \h </w:instrText>
+                            </w:r>
+                            <w:r>
+                              <w:fldChar w:fldCharType="separate"/>
+                            </w:r>
+                            <w:r>
+                              <w:rPr>
+                                <w:rFonts w:ascii="Arial" w:hAnsi="Arial"/>
+                                <w:spacing w:val="-2"/>
+                                <w:sz w:val="20"/>
+                              </w:rPr>
+                              <w:t>learn@ac.lk</w:t>
+                            </w:r>
+                            <w:r>
+                              <w:rPr>
+                                <w:rFonts w:ascii="Arial" w:hAnsi="Arial"/>
+                                <w:spacing w:val="-2"/>
+                                <w:sz w:val="20"/>
+                              </w:rPr>
+                              <w:fldChar w:fldCharType="end"/>
+                            </w:r>
                           </w:p>
                         </w:txbxContent>
                       </wps:txbx>
@@ -618,12 +540,12 @@
           </mc:Choice>
           <mc:Fallback>
             <w:pict>
-              <v:shapetype w14:anchorId="6859977D" id="_x0000_t202" coordsize="21600,21600" o:spt="202" path="m,l,21600r21600,l21600,xe">
-                <v:stroke joinstyle="miter"/>
-                <v:path gradientshapeok="t" o:connecttype="rect"/>
-              </v:shapetype>
-              <v:shape id="docshape2" o:spid="_x0000_s1026" type="#_x0000_t202" style="width:451.5pt;height:86.55pt;visibility:visible;mso-wrap-style:square;mso-left-percent:-10001;mso-top-percent:-10001;mso-position-horizontal:absolute;mso-position-horizontal-relative:char;mso-position-vertical:absolute;mso-position-vertical-relative:line;mso-left-percent:-10001;mso-top-percent:-10001;v-text-anchor:top" o:gfxdata="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" filled="f" strokeweight=".5pt">
-                <v:textbox inset="0,0,0,0">
+              <v:shape id="docshape2" o:spid="_x0000_s1026" o:spt="202" type="#_x0000_t202" style="height:86.55pt;width:451.5pt;" filled="f" stroked="t" coordsize="21600,21600" o:gfxdata="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">
+                <v:fill on="f" focussize="0,0"/>
+                <v:stroke weight="0.5pt" color="#000000" miterlimit="8" joinstyle="miter"/>
+                <v:imagedata o:title=""/>
+                <o:lock v:ext="edit" aspectratio="f"/>
+                <v:textbox inset="0mm,0mm,0mm,0mm">
                   <w:txbxContent>
                     <w:p>
                       <w:pPr>
@@ -1079,19 +1001,35 @@
                         </w:rPr>
                         <w:t xml:space="preserve"> </w:t>
                       </w:r>
-                      <w:hyperlink r:id="rId5">
-                        <w:r>
-                          <w:rPr>
-                            <w:rFonts w:ascii="Arial" w:hAnsi="Arial"/>
-                            <w:spacing w:val="-2"/>
-                            <w:sz w:val="20"/>
-                          </w:rPr>
-                          <w:t>learn@ac.lk</w:t>
-                        </w:r>
-                      </w:hyperlink>
+                      <w:r>
+                        <w:fldChar w:fldCharType="begin"/>
+                      </w:r>
+                      <w:r>
+                        <w:instrText xml:space="preserve"> HYPERLINK "mailto:learn@ac.lk" \h </w:instrText>
+                      </w:r>
+                      <w:r>
+                        <w:fldChar w:fldCharType="separate"/>
+                      </w:r>
+                      <w:r>
+                        <w:rPr>
+                          <w:rFonts w:ascii="Arial" w:hAnsi="Arial"/>
+                          <w:spacing w:val="-2"/>
+                          <w:sz w:val="20"/>
+                        </w:rPr>
+                        <w:t>learn@ac.lk</w:t>
+                      </w:r>
+                      <w:r>
+                        <w:rPr>
+                          <w:rFonts w:ascii="Arial" w:hAnsi="Arial"/>
+                          <w:spacing w:val="-2"/>
+                          <w:sz w:val="20"/>
+                        </w:rPr>
+                        <w:fldChar w:fldCharType="end"/>
+                      </w:r>
                     </w:p>
                   </w:txbxContent>
                 </v:textbox>
+                <w10:wrap type="none"/>
                 <w10:anchorlock/>
               </v:shape>
             </w:pict>
@@ -1101,7 +1039,7 @@
     </w:p>
     <w:p>
       <w:pPr>
-        <w:pStyle w:val="BodyText"/>
+        <w:pStyle w:val="4"/>
         <w:spacing w:before="9"/>
         <w:rPr>
           <w:sz w:val="22"/>
@@ -1122,23 +1060,7 @@
           <w:spacing w:val="-2"/>
           <w:sz w:val="24"/>
         </w:rPr>
-        <w:t>[</w:t>
-      </w:r>
-      <w:r>
-        <w:rPr>
-          <w:b/>
-          <w:spacing w:val="-2"/>
-          <w:sz w:val="24"/>
-        </w:rPr>
-        <w:t>d</w:t>
-      </w:r>
-      <w:r>
-        <w:rPr>
-          <w:b/>
-          <w:spacing w:val="-2"/>
-          <w:sz w:val="24"/>
-        </w:rPr>
-        <w:t>ate</w:t>
+        <w:t>[date</w:t>
       </w:r>
       <w:r>
         <w:rPr>
@@ -1152,96 +1074,79 @@
     </w:p>
     <w:p>
       <w:pPr>
-        <w:pStyle w:val="BodyText"/>
+        <w:pStyle w:val="4"/>
         <w:spacing w:before="2"/>
         <w:rPr>
-          <w:sz w:val="38"/>
+          <w:sz w:val="36"/>
+          <w:szCs w:val="22"/>
         </w:rPr>
       </w:pPr>
     </w:p>
     <w:p>
       <w:pPr>
-        <w:spacing w:line="362" w:lineRule="auto"/>
-        <w:ind w:left="100" w:right="7636"/>
-        <w:rPr>
-          <w:b/>
-          <w:sz w:val="24"/>
-        </w:rPr>
-      </w:pPr>
-      <w:r>
+        <w:spacing w:before="90"/>
+        <w:ind w:left="100"/>
         <w:rPr>
           <w:b/>
           <w:spacing w:val="-2"/>
           <w:sz w:val="24"/>
         </w:rPr>
-        <w:t>[</w:t>
-      </w:r>
-      <w:proofErr w:type="spellStart"/>
+      </w:pPr>
       <w:r>
         <w:rPr>
           <w:b/>
           <w:spacing w:val="-2"/>
           <w:sz w:val="24"/>
         </w:rPr>
-        <w:t>fullName</w:t>
-      </w:r>
-      <w:proofErr w:type="spellEnd"/>
-      <w:r>
-        <w:rPr>
+        <w:t xml:space="preserve">[fullName], </w:t>
+      </w:r>
+      <w:r>
+        <w:rPr>
+          <w:rFonts w:hint="default"/>
           <w:b/>
           <w:spacing w:val="-2"/>
           <w:sz w:val="24"/>
-        </w:rPr>
-        <w:t>]</w:t>
-      </w:r>
+          <w:lang w:val="en-GB"/>
+        </w:rPr>
+        <w:t xml:space="preserve">                                                             </w:t>
+      </w:r>
+    </w:p>
+    <w:p>
+      <w:pPr>
+        <w:spacing w:before="90"/>
+        <w:ind w:left="100"/>
+        <w:rPr>
+          <w:sz w:val="24"/>
+        </w:rPr>
+      </w:pPr>
       <w:r>
         <w:rPr>
           <w:b/>
           <w:spacing w:val="-2"/>
           <w:sz w:val="24"/>
         </w:rPr>
-        <w:t>,</w:t>
-      </w:r>
-      <w:r>
-        <w:rPr>
-          <w:spacing w:val="-2"/>
-          <w:sz w:val="24"/>
-        </w:rPr>
-        <w:t xml:space="preserve"> </w:t>
-      </w:r>
-      <w:r>
-        <w:rPr>
-          <w:b/>
-          <w:bCs/>
-          <w:spacing w:val="-2"/>
-          <w:sz w:val="24"/>
-        </w:rPr>
-        <w:t>[</w:t>
-      </w:r>
-      <w:r>
-        <w:rPr>
+        <w:t>[address]</w:t>
+      </w:r>
+      <w:r>
+        <w:rPr>
+          <w:rFonts w:hint="default"/>
           <w:b/>
           <w:spacing w:val="-2"/>
           <w:sz w:val="24"/>
-        </w:rPr>
-        <w:t>a</w:t>
-      </w:r>
-      <w:r>
-        <w:rPr>
-          <w:b/>
-          <w:spacing w:val="-2"/>
-          <w:sz w:val="24"/>
-        </w:rPr>
-        <w:t>ddress</w:t>
-      </w:r>
-      <w:r>
-        <w:rPr>
-          <w:b/>
-          <w:spacing w:val="-2"/>
-          <w:sz w:val="24"/>
-        </w:rPr>
-        <w:t>]</w:t>
-      </w:r>
+          <w:lang w:val="en-GB"/>
+        </w:rPr>
+        <w:t xml:space="preserve">   </w:t>
+      </w:r>
+    </w:p>
+    <w:p>
+      <w:pPr>
+        <w:pStyle w:val="4"/>
+        <w:spacing w:before="2"/>
+        <w:rPr>
+          <w:sz w:val="22"/>
+          <w:szCs w:val="16"/>
+        </w:rPr>
+      </w:pPr>
     </w:p>
     <w:p>
       <w:pPr>
@@ -1256,81 +1161,7 @@
         <w:rPr>
           <w:sz w:val="24"/>
         </w:rPr>
-        <w:t>Dear</w:t>
-      </w:r>
-      <w:r>
-        <w:rPr>
-          <w:sz w:val="24"/>
-        </w:rPr>
-        <w:t xml:space="preserve"> </w:t>
-      </w:r>
-      <w:r>
-        <w:rPr>
-          <w:sz w:val="24"/>
-        </w:rPr>
-        <w:t>[</w:t>
-      </w:r>
-      <w:r>
-        <w:rPr>
-          <w:sz w:val="24"/>
-        </w:rPr>
-        <w:t>s</w:t>
-      </w:r>
-      <w:r>
-        <w:rPr>
-          <w:sz w:val="24"/>
-        </w:rPr>
-        <w:t>al</w:t>
-      </w:r>
-      <w:r>
-        <w:rPr>
-          <w:sz w:val="24"/>
-        </w:rPr>
-        <w:t>u</w:t>
-      </w:r>
-      <w:r>
-        <w:rPr>
-          <w:sz w:val="24"/>
-        </w:rPr>
-        <w:t>tation</w:t>
-      </w:r>
-      <w:r>
-        <w:rPr>
-          <w:sz w:val="24"/>
-        </w:rPr>
-        <w:t>]</w:t>
-      </w:r>
-      <w:r>
-        <w:rPr>
-          <w:sz w:val="24"/>
-        </w:rPr>
-        <w:t xml:space="preserve"> </w:t>
-      </w:r>
-      <w:r>
-        <w:rPr>
-          <w:sz w:val="24"/>
-        </w:rPr>
-        <w:t>[</w:t>
-      </w:r>
-      <w:proofErr w:type="spellStart"/>
-      <w:r>
-        <w:rPr>
-          <w:sz w:val="24"/>
-        </w:rPr>
-        <w:t>fName</w:t>
-      </w:r>
-      <w:proofErr w:type="spellEnd"/>
-      <w:r>
-        <w:rPr>
-          <w:sz w:val="24"/>
-        </w:rPr>
-        <w:t>]</w:t>
-      </w:r>
-      <w:r>
-        <w:rPr>
-          <w:sz w:val="24"/>
-        </w:rPr>
-        <w:t>,</w:t>
+        <w:t>Dear [salutation] [fName],</w:t>
       </w:r>
     </w:p>
     <w:p>
@@ -1385,7 +1216,7 @@
     </w:p>
     <w:p>
       <w:pPr>
-        <w:pStyle w:val="BodyText"/>
+        <w:pStyle w:val="4"/>
         <w:spacing w:before="142" w:line="357" w:lineRule="auto"/>
         <w:ind w:left="100" w:right="114"/>
         <w:jc w:val="both"/>
@@ -1427,143 +1258,75 @@
         <w:t xml:space="preserve"> </w:t>
       </w:r>
       <w:r>
-        <w:t xml:space="preserve">you </w:t>
+        <w:t>you</w:t>
       </w:r>
       <w:r>
         <w:rPr>
           <w:b/>
           <w:bCs/>
         </w:rPr>
-        <w:t>[</w:t>
+        <w:t xml:space="preserve"> [designation]</w:t>
       </w:r>
       <w:r>
         <w:rPr>
           <w:b/>
           <w:bCs/>
-        </w:rPr>
-        <w:t>d</w:t>
+          <w:spacing w:val="-1"/>
+        </w:rPr>
+        <w:t xml:space="preserve"> </w:t>
+      </w:r>
+      <w:r>
+        <w:t>position</w:t>
+      </w:r>
+      <w:r>
+        <w:rPr>
+          <w:spacing w:val="-3"/>
+        </w:rPr>
+        <w:t xml:space="preserve"> </w:t>
+      </w:r>
+      <w:r>
+        <w:t>at Lanka Education</w:t>
+      </w:r>
+      <w:r>
+        <w:rPr>
+          <w:spacing w:val="-3"/>
+        </w:rPr>
+        <w:t xml:space="preserve"> </w:t>
+      </w:r>
+      <w:r>
+        <w:t>And</w:t>
+      </w:r>
+      <w:r>
+        <w:rPr>
+          <w:spacing w:val="-3"/>
+        </w:rPr>
+        <w:t xml:space="preserve"> </w:t>
+      </w:r>
+      <w:r>
+        <w:t>Research Network (LEARN) on a fixed term contract for a period of One (01) year commencing on</w:t>
       </w:r>
       <w:r>
         <w:rPr>
           <w:b/>
           <w:bCs/>
         </w:rPr>
-        <w:t>esignation</w:t>
+        <w:t xml:space="preserve"> [startDate] </w:t>
+      </w:r>
+      <w:r>
+        <w:t xml:space="preserve">and ending on </w:t>
       </w:r>
       <w:r>
         <w:rPr>
           <w:b/>
           <w:bCs/>
         </w:rPr>
-        <w:t>]</w:t>
-      </w:r>
-      <w:r>
-        <w:rPr>
-          <w:spacing w:val="-1"/>
-        </w:rPr>
-        <w:t xml:space="preserve"> </w:t>
-      </w:r>
-      <w:r>
-        <w:t>position</w:t>
-      </w:r>
-      <w:r>
-        <w:rPr>
-          <w:spacing w:val="-3"/>
-        </w:rPr>
-        <w:t xml:space="preserve"> </w:t>
-      </w:r>
-      <w:r>
-        <w:t>at Lanka Education</w:t>
-      </w:r>
-      <w:r>
-        <w:rPr>
-          <w:spacing w:val="-3"/>
-        </w:rPr>
-        <w:t xml:space="preserve"> </w:t>
-      </w:r>
-      <w:r>
-        <w:t>And</w:t>
-      </w:r>
-      <w:r>
-        <w:rPr>
-          <w:spacing w:val="-3"/>
-        </w:rPr>
-        <w:t xml:space="preserve"> </w:t>
-      </w:r>
-      <w:r>
-        <w:t xml:space="preserve">Research Network (LEARN) on a fixed term contract for a period of One (01) year commencing on </w:t>
+        <w:t>[</w:t>
       </w:r>
       <w:r>
         <w:rPr>
           <w:b/>
-          <w:bCs/>
-        </w:rPr>
-        <w:t>[</w:t>
-      </w:r>
-      <w:proofErr w:type="spellStart"/>
-      <w:r>
-        <w:rPr>
-          <w:b/>
-        </w:rPr>
-        <w:t>s</w:t>
-      </w:r>
-      <w:r>
-        <w:rPr>
-          <w:b/>
-        </w:rPr>
-        <w:t>tart</w:t>
-      </w:r>
-      <w:r>
-        <w:t>D</w:t>
-      </w:r>
-      <w:r>
-        <w:rPr>
-          <w:b/>
-        </w:rPr>
-        <w:t>ate</w:t>
-      </w:r>
-      <w:proofErr w:type="spellEnd"/>
-      <w:r>
-        <w:rPr>
-          <w:b/>
-        </w:rPr>
-        <w:t>]</w:t>
-      </w:r>
-      <w:r>
-        <w:t xml:space="preserve"> and ending on </w:t>
-      </w:r>
-      <w:r>
-        <w:rPr>
-          <w:b/>
-          <w:bCs/>
-        </w:rPr>
-        <w:t>[</w:t>
-      </w:r>
-      <w:proofErr w:type="spellStart"/>
-      <w:r>
-        <w:rPr>
-          <w:b/>
-        </w:rPr>
-        <w:t>e</w:t>
-      </w:r>
-      <w:r>
-        <w:rPr>
-          <w:b/>
-        </w:rPr>
-        <w:t>ndD</w:t>
-      </w:r>
-      <w:r>
-        <w:rPr>
-          <w:b/>
-        </w:rPr>
-        <w:t>ate</w:t>
-      </w:r>
-      <w:proofErr w:type="spellEnd"/>
-      <w:r>
-        <w:rPr>
-          <w:b/>
-        </w:rPr>
-        <w:t>]</w:t>
+        </w:rPr>
+        <w:t>endDate]</w:t>
       </w:r>
       <w:r>
         <w:t>.</w:t>
@@ -1571,7 +1334,7 @@
     </w:p>
     <w:p>
       <w:pPr>
-        <w:pStyle w:val="BodyText"/>
+        <w:pStyle w:val="4"/>
         <w:spacing w:before="167" w:line="360" w:lineRule="auto"/>
         <w:ind w:left="100" w:right="120"/>
         <w:jc w:val="both"/>
@@ -1699,7 +1462,7 @@
     </w:p>
     <w:p>
       <w:pPr>
-        <w:pStyle w:val="BodyText"/>
+        <w:pStyle w:val="4"/>
         <w:spacing w:before="162" w:line="499" w:lineRule="auto"/>
         <w:ind w:left="100"/>
       </w:pPr>
@@ -1824,21 +1587,7 @@
         <w:rPr>
           <w:b/>
         </w:rPr>
-        <w:t>[</w:t>
-      </w:r>
-      <w:proofErr w:type="spellStart"/>
-      <w:r>
-        <w:rPr>
-          <w:b/>
-        </w:rPr>
-        <w:t>reportDate</w:t>
-      </w:r>
-      <w:proofErr w:type="spellEnd"/>
-      <w:r>
-        <w:rPr>
-          <w:b/>
-        </w:rPr>
-        <w:t>]</w:t>
+        <w:t>[reportDate]</w:t>
       </w:r>
       <w:r>
         <w:t xml:space="preserve">. </w:t>
@@ -1852,7 +1601,7 @@
     </w:p>
     <w:p>
       <w:pPr>
-        <w:pStyle w:val="BodyText"/>
+        <w:pStyle w:val="4"/>
         <w:rPr>
           <w:sz w:val="26"/>
         </w:rPr>
@@ -1860,7 +1609,7 @@
     </w:p>
     <w:p>
       <w:pPr>
-        <w:pStyle w:val="BodyText"/>
+        <w:pStyle w:val="4"/>
         <w:spacing w:before="7"/>
         <w:rPr>
           <w:sz w:val="34"/>
@@ -1869,9 +1618,12 @@
     </w:p>
     <w:p>
       <w:pPr>
-        <w:pStyle w:val="BodyText"/>
+        <w:pStyle w:val="4"/>
         <w:spacing w:before="1" w:line="343" w:lineRule="auto"/>
         <w:ind w:left="100" w:right="7636"/>
+        <w:rPr>
+          <w:spacing w:val="-2"/>
+        </w:rPr>
       </w:pPr>
       <w:r>
         <w:rPr>
@@ -1879,10 +1631,79 @@
         </w:rPr>
         <w:t>Signatory LEARN</w:t>
       </w:r>
+      <w:bookmarkStart w:id="0" w:name="_GoBack"/>
+      <w:bookmarkEnd w:id="0"/>
     </w:p>
     <w:p>
       <w:pPr>
-        <w:pStyle w:val="BodyText"/>
+        <w:pStyle w:val="4"/>
+        <w:rPr>
+          <w:sz w:val="26"/>
+        </w:rPr>
+      </w:pPr>
+      <w:r>
+        <mc:AlternateContent>
+          <mc:Choice Requires="wps">
+            <w:drawing>
+              <wp:anchor distT="0" distB="0" distL="114300" distR="114300" simplePos="0" relativeHeight="251660288" behindDoc="0" locked="0" layoutInCell="1" allowOverlap="1">
+                <wp:simplePos x="0" y="0"/>
+                <wp:positionH relativeFrom="page">
+                  <wp:posOffset>15875</wp:posOffset>
+                </wp:positionH>
+                <wp:positionV relativeFrom="page">
+                  <wp:posOffset>7820660</wp:posOffset>
+                </wp:positionV>
+                <wp:extent cx="7559675" cy="12700"/>
+                <wp:effectExtent l="0" t="0" r="0" b="0"/>
+                <wp:wrapNone/>
+                <wp:docPr id="4" name="docshape1"/>
+                <wp:cNvGraphicFramePr/>
+                <a:graphic xmlns:a="http://schemas.openxmlformats.org/drawingml/2006/main">
+                  <a:graphicData uri="http://schemas.microsoft.com/office/word/2010/wordprocessingShape">
+                    <wps:wsp>
+                      <wps:cNvSpPr>
+                        <a:spLocks noChangeArrowheads="1"/>
+                      </wps:cNvSpPr>
+                      <wps:spPr bwMode="auto">
+                        <a:xfrm>
+                          <a:off x="0" y="0"/>
+                          <a:ext cx="7559675" cy="12700"/>
+                        </a:xfrm>
+                        <a:prstGeom prst="rect">
+                          <a:avLst/>
+                        </a:prstGeom>
+                        <a:solidFill>
+                          <a:srgbClr val="000000"/>
+                        </a:solidFill>
+                        <a:ln>
+                          <a:noFill/>
+                        </a:ln>
+                      </wps:spPr>
+                      <wps:bodyPr rot="0" vert="horz" wrap="square" lIns="91440" tIns="45720" rIns="91440" bIns="45720" anchor="t" anchorCtr="0" upright="1">
+                        <a:noAutofit/>
+                      </wps:bodyPr>
+                    </wps:wsp>
+                  </a:graphicData>
+                </a:graphic>
+              </wp:anchor>
+            </w:drawing>
+          </mc:Choice>
+          <mc:Fallback>
+            <w:pict>
+              <v:rect id="docshape1" o:spid="_x0000_s1026" o:spt="1" style="position:absolute;left:0pt;margin-left:1.25pt;margin-top:615.8pt;height:1pt;width:595.25pt;mso-position-horizontal-relative:page;mso-position-vertical-relative:page;z-index:251660288;mso-width-relative:page;mso-height-relative:page;" fillcolor="#000000" filled="t" stroked="f" coordsize="21600,21600" o:gfxdata="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">
+                <v:fill on="t" focussize="0,0"/>
+                <v:stroke on="f"/>
+                <v:imagedata o:title=""/>
+                <o:lock v:ext="edit" aspectratio="f"/>
+              </v:rect>
+            </w:pict>
+          </mc:Fallback>
+        </mc:AlternateContent>
+      </w:r>
+    </w:p>
+    <w:p>
+      <w:pPr>
+        <w:pStyle w:val="4"/>
         <w:rPr>
           <w:sz w:val="26"/>
         </w:rPr>
@@ -1890,7 +1711,7 @@
     </w:p>
     <w:p>
       <w:pPr>
-        <w:pStyle w:val="BodyText"/>
+        <w:pStyle w:val="4"/>
         <w:rPr>
           <w:sz w:val="26"/>
         </w:rPr>
@@ -1898,121 +1719,121 @@
     </w:p>
     <w:p>
       <w:pPr>
-        <w:pStyle w:val="BodyText"/>
-        <w:rPr>
-          <w:sz w:val="26"/>
+        <w:pStyle w:val="4"/>
+        <w:spacing w:before="159"/>
+        <w:ind w:left="100"/>
+      </w:pPr>
+      <w:r>
+        <w:t>I</w:t>
+      </w:r>
+      <w:r>
+        <w:rPr>
+          <w:spacing w:val="-4"/>
+        </w:rPr>
+        <w:t xml:space="preserve"> </w:t>
+      </w:r>
+      <w:r>
+        <w:t>accept</w:t>
+      </w:r>
+      <w:r>
+        <w:rPr>
+          <w:spacing w:val="-4"/>
+        </w:rPr>
+        <w:t xml:space="preserve"> </w:t>
+      </w:r>
+      <w:r>
+        <w:t>the</w:t>
+      </w:r>
+      <w:r>
+        <w:rPr>
+          <w:spacing w:val="-4"/>
+        </w:rPr>
+        <w:t xml:space="preserve"> </w:t>
+      </w:r>
+      <w:r>
+        <w:t>above</w:t>
+      </w:r>
+      <w:r>
+        <w:rPr>
+          <w:spacing w:val="-4"/>
+        </w:rPr>
+        <w:t xml:space="preserve"> </w:t>
+      </w:r>
+      <w:r>
+        <w:t>appointment</w:t>
+      </w:r>
+      <w:r>
+        <w:rPr>
+          <w:spacing w:val="-4"/>
+        </w:rPr>
+        <w:t xml:space="preserve"> </w:t>
+      </w:r>
+      <w:r>
+        <w:t>on</w:t>
+      </w:r>
+      <w:r>
+        <w:rPr>
+          <w:spacing w:val="-2"/>
+        </w:rPr>
+        <w:t xml:space="preserve"> </w:t>
+      </w:r>
+      <w:r>
+        <w:t>the</w:t>
+      </w:r>
+      <w:r>
+        <w:rPr>
+          <w:spacing w:val="1"/>
+        </w:rPr>
+        <w:t xml:space="preserve"> </w:t>
+      </w:r>
+      <w:r>
+        <w:t>terms</w:t>
+      </w:r>
+      <w:r>
+        <w:rPr>
+          <w:spacing w:val="-1"/>
+        </w:rPr>
+        <w:t xml:space="preserve"> </w:t>
+      </w:r>
+      <w:r>
+        <w:t>and</w:t>
+      </w:r>
+      <w:r>
+        <w:rPr>
+          <w:spacing w:val="2"/>
+        </w:rPr>
+        <w:t xml:space="preserve"> </w:t>
+      </w:r>
+      <w:r>
+        <w:t>conditions</w:t>
+      </w:r>
+      <w:r>
+        <w:rPr>
+          <w:spacing w:val="-1"/>
+        </w:rPr>
+        <w:t xml:space="preserve"> </w:t>
+      </w:r>
+      <w:r>
+        <w:t>stated</w:t>
+      </w:r>
+      <w:r>
+        <w:rPr>
+          <w:spacing w:val="-2"/>
+        </w:rPr>
+        <w:t xml:space="preserve"> herein.</w:t>
+      </w:r>
+    </w:p>
+    <w:p>
+      <w:pPr>
+        <w:pStyle w:val="4"/>
+        <w:rPr>
+          <w:sz w:val="20"/>
         </w:rPr>
       </w:pPr>
     </w:p>
     <w:p>
       <w:pPr>
-        <w:pStyle w:val="BodyText"/>
-        <w:spacing w:before="159"/>
-        <w:ind w:left="100"/>
-      </w:pPr>
-      <w:r>
-        <w:t>I</w:t>
-      </w:r>
-      <w:r>
-        <w:rPr>
-          <w:spacing w:val="-4"/>
-        </w:rPr>
-        <w:t xml:space="preserve"> </w:t>
-      </w:r>
-      <w:r>
-        <w:t>accept</w:t>
-      </w:r>
-      <w:r>
-        <w:rPr>
-          <w:spacing w:val="-4"/>
-        </w:rPr>
-        <w:t xml:space="preserve"> </w:t>
-      </w:r>
-      <w:r>
-        <w:t>the</w:t>
-      </w:r>
-      <w:r>
-        <w:rPr>
-          <w:spacing w:val="-4"/>
-        </w:rPr>
-        <w:t xml:space="preserve"> </w:t>
-      </w:r>
-      <w:r>
-        <w:t>above</w:t>
-      </w:r>
-      <w:r>
-        <w:rPr>
-          <w:spacing w:val="-4"/>
-        </w:rPr>
-        <w:t xml:space="preserve"> </w:t>
-      </w:r>
-      <w:r>
-        <w:t>appointment</w:t>
-      </w:r>
-      <w:r>
-        <w:rPr>
-          <w:spacing w:val="-4"/>
-        </w:rPr>
-        <w:t xml:space="preserve"> </w:t>
-      </w:r>
-      <w:r>
-        <w:t>on</w:t>
-      </w:r>
-      <w:r>
-        <w:rPr>
-          <w:spacing w:val="-2"/>
-        </w:rPr>
-        <w:t xml:space="preserve"> </w:t>
-      </w:r>
-      <w:r>
-        <w:t>the</w:t>
-      </w:r>
-      <w:r>
-        <w:rPr>
-          <w:spacing w:val="1"/>
-        </w:rPr>
-        <w:t xml:space="preserve"> </w:t>
-      </w:r>
-      <w:r>
-        <w:t>terms</w:t>
-      </w:r>
-      <w:r>
-        <w:rPr>
-          <w:spacing w:val="-1"/>
-        </w:rPr>
-        <w:t xml:space="preserve"> </w:t>
-      </w:r>
-      <w:r>
-        <w:t>and</w:t>
-      </w:r>
-      <w:r>
-        <w:rPr>
-          <w:spacing w:val="2"/>
-        </w:rPr>
-        <w:t xml:space="preserve"> </w:t>
-      </w:r>
-      <w:r>
-        <w:t>conditions</w:t>
-      </w:r>
-      <w:r>
-        <w:rPr>
-          <w:spacing w:val="-1"/>
-        </w:rPr>
-        <w:t xml:space="preserve"> </w:t>
-      </w:r>
-      <w:r>
-        <w:t>stated</w:t>
-      </w:r>
-      <w:r>
-        <w:rPr>
-          <w:spacing w:val="-2"/>
-        </w:rPr>
-        <w:t xml:space="preserve"> herein.</w:t>
-      </w:r>
-    </w:p>
-    <w:p>
-      <w:pPr>
-        <w:pStyle w:val="BodyText"/>
+        <w:pStyle w:val="4"/>
         <w:rPr>
           <w:sz w:val="20"/>
         </w:rPr>
@@ -2020,7 +1841,7 @@
     </w:p>
     <w:p>
       <w:pPr>
-        <w:pStyle w:val="BodyText"/>
+        <w:pStyle w:val="4"/>
         <w:rPr>
           <w:sz w:val="20"/>
         </w:rPr>
@@ -2028,7 +1849,7 @@
     </w:p>
     <w:p>
       <w:pPr>
-        <w:pStyle w:val="BodyText"/>
+        <w:pStyle w:val="4"/>
         <w:rPr>
           <w:sz w:val="20"/>
         </w:rPr>
@@ -2036,7 +1857,7 @@
     </w:p>
     <w:p>
       <w:pPr>
-        <w:pStyle w:val="BodyText"/>
+        <w:pStyle w:val="4"/>
         <w:rPr>
           <w:sz w:val="20"/>
         </w:rPr>
@@ -2044,28 +1865,17 @@
     </w:p>
     <w:p>
       <w:pPr>
-        <w:pStyle w:val="BodyText"/>
-        <w:rPr>
-          <w:sz w:val="20"/>
+        <w:pStyle w:val="4"/>
+        <w:spacing w:before="2"/>
+        <w:rPr>
+          <w:sz w:val="15"/>
         </w:rPr>
       </w:pPr>
-    </w:p>
-    <w:p>
-      <w:pPr>
-        <w:pStyle w:val="BodyText"/>
-        <w:spacing w:before="2"/>
-        <w:rPr>
-          <w:sz w:val="15"/>
-        </w:rPr>
-      </w:pPr>
-      <w:r>
-        <w:rPr>
-          <w:noProof/>
-        </w:rPr>
+      <w:r>
         <mc:AlternateContent>
           <mc:Choice Requires="wps">
             <w:drawing>
-              <wp:anchor distT="0" distB="0" distL="0" distR="0" simplePos="0" relativeHeight="487588352" behindDoc="1" locked="0" layoutInCell="1" allowOverlap="1" wp14:anchorId="6506B050" wp14:editId="6C5E387E">
+              <wp:anchor distT="0" distB="0" distL="0" distR="0" simplePos="0" relativeHeight="251661312" behindDoc="1" locked="0" layoutInCell="1" allowOverlap="1">
                 <wp:simplePos x="0" y="0"/>
                 <wp:positionH relativeFrom="page">
                   <wp:posOffset>915035</wp:posOffset>
@@ -2077,9 +1887,7 @@
                 <wp:effectExtent l="0" t="0" r="0" b="0"/>
                 <wp:wrapTopAndBottom/>
                 <wp:docPr id="2" name="docshape3"/>
-                <wp:cNvGraphicFramePr>
-                  <a:graphicFrameLocks xmlns:a="http://schemas.openxmlformats.org/drawingml/2006/main"/>
-                </wp:cNvGraphicFramePr>
+                <wp:cNvGraphicFramePr/>
                 <a:graphic xmlns:a="http://schemas.openxmlformats.org/drawingml/2006/main">
                   <a:graphicData uri="http://schemas.microsoft.com/office/word/2010/wordprocessingShape">
                     <wps:wsp>
@@ -2100,18 +1908,6 @@
                         <a:ln>
                           <a:noFill/>
                         </a:ln>
-                        <a:extLst>
-                          <a:ext uri="{91240B29-F687-4F45-9708-019B960494DF}">
-                            <a14:hiddenLine xmlns:a14="http://schemas.microsoft.com/office/drawing/2010/main" w="9525">
-                              <a:solidFill>
-                                <a:srgbClr val="000000"/>
-                              </a:solidFill>
-                              <a:miter lim="800000"/>
-                              <a:headEnd/>
-                              <a:tailEnd/>
-                            </a14:hiddenLine>
-                          </a:ext>
-                        </a:extLst>
                       </wps:spPr>
                       <wps:bodyPr rot="0" vert="horz" wrap="square" lIns="91440" tIns="45720" rIns="91440" bIns="45720" anchor="t" anchorCtr="0" upright="1">
                         <a:noAutofit/>
@@ -2119,32 +1915,27 @@
                     </wps:wsp>
                   </a:graphicData>
                 </a:graphic>
-                <wp14:sizeRelH relativeFrom="page">
-                  <wp14:pctWidth>0</wp14:pctWidth>
-                </wp14:sizeRelH>
-                <wp14:sizeRelV relativeFrom="page">
-                  <wp14:pctHeight>0</wp14:pctHeight>
-                </wp14:sizeRelV>
               </wp:anchor>
             </w:drawing>
           </mc:Choice>
           <mc:Fallback>
             <w:pict>
-              <v:rect w14:anchorId="578D3D89" id="docshape3" o:spid="_x0000_s1026" style="position:absolute;margin-left:72.05pt;margin-top:9.95pt;width:180.1pt;height:.5pt;z-index:-15728128;visibility:visible;mso-wrap-style:square;mso-width-percent:0;mso-height-percent:0;mso-wrap-distance-left:0;mso-wrap-distance-top:0;mso-wrap-distance-right:0;mso-wrap-distance-bottom:0;mso-position-horizontal:absolute;mso-position-horizontal-relative:page;mso-position-vertical:absolute;mso-position-vertical-relative:text;mso-width-percent:0;mso-height-percent:0;mso-width-relative:page;mso-height-relative:page;v-text-anchor:top" o:gfxdata="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" fillcolor="black" stroked="f">
-                <w10:wrap type="topAndBottom" anchorx="page"/>
+              <v:rect id="docshape3" o:spid="_x0000_s1026" o:spt="1" style="position:absolute;left:0pt;margin-left:72.05pt;margin-top:9.95pt;height:0.5pt;width:180.1pt;mso-position-horizontal-relative:page;mso-wrap-distance-bottom:0pt;mso-wrap-distance-top:0pt;z-index:-251655168;mso-width-relative:page;mso-height-relative:page;" fillcolor="#000000" filled="t" stroked="f" coordsize="21600,21600" o:gfxdata="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">
+                <v:fill on="t" focussize="0,0"/>
+                <v:stroke on="f"/>
+                <v:imagedata o:title=""/>
+                <o:lock v:ext="edit" aspectratio="f"/>
+                <w10:wrap type="topAndBottom"/>
               </v:rect>
             </w:pict>
           </mc:Fallback>
         </mc:AlternateContent>
       </w:r>
       <w:r>
-        <w:rPr>
-          <w:noProof/>
-        </w:rPr>
         <mc:AlternateContent>
           <mc:Choice Requires="wps">
             <w:drawing>
-              <wp:anchor distT="0" distB="0" distL="0" distR="0" simplePos="0" relativeHeight="487588864" behindDoc="1" locked="0" layoutInCell="1" allowOverlap="1" wp14:anchorId="4CA6D0CB" wp14:editId="7C98906B">
+              <wp:anchor distT="0" distB="0" distL="0" distR="0" simplePos="0" relativeHeight="251662336" behindDoc="1" locked="0" layoutInCell="1" allowOverlap="1">
                 <wp:simplePos x="0" y="0"/>
                 <wp:positionH relativeFrom="page">
                   <wp:posOffset>5031740</wp:posOffset>
@@ -2156,9 +1947,7 @@
                 <wp:effectExtent l="0" t="0" r="0" b="0"/>
                 <wp:wrapTopAndBottom/>
                 <wp:docPr id="1" name="docshape4"/>
-                <wp:cNvGraphicFramePr>
-                  <a:graphicFrameLocks xmlns:a="http://schemas.openxmlformats.org/drawingml/2006/main"/>
-                </wp:cNvGraphicFramePr>
+                <wp:cNvGraphicFramePr/>
                 <a:graphic xmlns:a="http://schemas.openxmlformats.org/drawingml/2006/main">
                   <a:graphicData uri="http://schemas.microsoft.com/office/word/2010/wordprocessingShape">
                     <wps:wsp>
@@ -2179,18 +1968,6 @@
                         <a:ln>
                           <a:noFill/>
                         </a:ln>
-                        <a:extLst>
-                          <a:ext uri="{91240B29-F687-4F45-9708-019B960494DF}">
-                            <a14:hiddenLine xmlns:a14="http://schemas.microsoft.com/office/drawing/2010/main" w="9525">
-                              <a:solidFill>
-                                <a:srgbClr val="000000"/>
-                              </a:solidFill>
-                              <a:miter lim="800000"/>
-                              <a:headEnd/>
-                              <a:tailEnd/>
-                            </a14:hiddenLine>
-                          </a:ext>
-                        </a:extLst>
                       </wps:spPr>
                       <wps:bodyPr rot="0" vert="horz" wrap="square" lIns="91440" tIns="45720" rIns="91440" bIns="45720" anchor="t" anchorCtr="0" upright="1">
                         <a:noAutofit/>
@@ -2198,19 +1975,17 @@
                     </wps:wsp>
                   </a:graphicData>
                 </a:graphic>
-                <wp14:sizeRelH relativeFrom="page">
-                  <wp14:pctWidth>0</wp14:pctWidth>
-                </wp14:sizeRelH>
-                <wp14:sizeRelV relativeFrom="page">
-                  <wp14:pctHeight>0</wp14:pctHeight>
-                </wp14:sizeRelV>
               </wp:anchor>
             </w:drawing>
           </mc:Choice>
           <mc:Fallback>
             <w:pict>
-              <v:rect w14:anchorId="6B7DC021" id="docshape4" o:spid="_x0000_s1026" style="position:absolute;margin-left:396.2pt;margin-top:9.95pt;width:108.05pt;height:.5pt;z-index:-15727616;visibility:visible;mso-wrap-style:square;mso-width-percent:0;mso-height-percent:0;mso-wrap-distance-left:0;mso-wrap-distance-top:0;mso-wrap-distance-right:0;mso-wrap-distance-bottom:0;mso-position-horizontal:absolute;mso-position-horizontal-relative:page;mso-position-vertical:absolute;mso-position-vertical-relative:text;mso-width-percent:0;mso-height-percent:0;mso-width-relative:page;mso-height-relative:page;v-text-anchor:top" o:gfxdata="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" fillcolor="black" stroked="f">
-                <w10:wrap type="topAndBottom" anchorx="page"/>
+              <v:rect id="docshape4" o:spid="_x0000_s1026" o:spt="1" style="position:absolute;left:0pt;margin-left:396.2pt;margin-top:9.95pt;height:0.5pt;width:108.05pt;mso-position-horizontal-relative:page;mso-wrap-distance-bottom:0pt;mso-wrap-distance-top:0pt;z-index:-251654144;mso-width-relative:page;mso-height-relative:page;" fillcolor="#000000" filled="t" stroked="f" coordsize="21600,21600" o:gfxdata="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">
+                <v:fill on="t" focussize="0,0"/>
+                <v:stroke on="f"/>
+                <v:imagedata o:title=""/>
+                <o:lock v:ext="edit" aspectratio="f"/>
+                <w10:wrap type="topAndBottom"/>
               </v:rect>
             </w:pict>
           </mc:Fallback>
@@ -2219,7 +1994,7 @@
     </w:p>
     <w:p>
       <w:pPr>
-        <w:pStyle w:val="BodyText"/>
+        <w:pStyle w:val="4"/>
         <w:tabs>
           <w:tab w:val="left" w:pos="5812"/>
         </w:tabs>
@@ -2247,429 +2022,303 @@
       <w:type w:val="continuous"/>
       <w:pgSz w:w="11910" w:h="16840"/>
       <w:pgMar w:top="940" w:right="1320" w:bottom="280" w:left="1340" w:header="720" w:footer="720" w:gutter="0"/>
-      <w:cols w:space="720"/>
+      <w:cols w:space="720" w:num="1"/>
     </w:sectPr>
   </w:body>
 </w:document>
 </file>
 
 <file path=word/styles.xml><?xml version="1.0" encoding="utf-8"?>
-<w:styles xmlns:mc="http://schemas.openxmlformats.org/markup-compatibility/2006" xmlns:r="http://schemas.openxmlformats.org/officeDocument/2006/relationships" xmlns:w="http://schemas.openxmlformats.org/wordprocessingml/2006/main" xmlns:w14="http://schemas.microsoft.com/office/word/2010/wordml" xmlns:w15="http://schemas.microsoft.com/office/word/2012/wordml" xmlns:w16cex="http://schemas.microsoft.com/office/word/2018/wordml/cex" xmlns:w16cid="http://schemas.microsoft.com/office/word/2016/wordml/cid" xmlns:w16="http://schemas.microsoft.com/office/word/2018/wordml" xmlns:w16se="http://schemas.microsoft.com/office/word/2015/wordml/symex" mc:Ignorable="w14 w15 w16se w16cid w16 w16cex">
+<w:styles xmlns:mc="http://schemas.openxmlformats.org/markup-compatibility/2006" xmlns:o="urn:schemas-microsoft-com:office:office" xmlns:r="http://schemas.openxmlformats.org/officeDocument/2006/relationships" xmlns:m="http://schemas.openxmlformats.org/officeDocument/2006/math" xmlns:v="urn:schemas-microsoft-com:vml" xmlns:w="http://schemas.openxmlformats.org/wordprocessingml/2006/main" xmlns:w14="http://schemas.microsoft.com/office/word/2010/wordml" xmlns:w10="urn:schemas-microsoft-com:office:word" xmlns:sl="http://schemas.openxmlformats.org/schemaLibrary/2006/main" xmlns:wpsCustomData="http://www.wps.cn/officeDocument/2013/wpsCustomData" mc:Ignorable="w14">
   <w:docDefaults>
     <w:rPrDefault>
       <w:rPr>
-        <w:rFonts w:asciiTheme="minorHAnsi" w:eastAsiaTheme="minorHAnsi" w:hAnsiTheme="minorHAnsi" w:cstheme="minorBidi"/>
-        <w:sz w:val="22"/>
-        <w:szCs w:val="22"/>
-        <w:lang w:val="en-US" w:eastAsia="en-US" w:bidi="ar-SA"/>
+        <w:rFonts w:asciiTheme="minorHAnsi" w:hAnsiTheme="minorHAnsi" w:eastAsiaTheme="minorHAnsi" w:cstheme="minorBidi"/>
       </w:rPr>
     </w:rPrDefault>
-    <w:pPrDefault>
-      <w:pPr>
-        <w:widowControl w:val="0"/>
-        <w:autoSpaceDE w:val="0"/>
-        <w:autoSpaceDN w:val="0"/>
-      </w:pPr>
-    </w:pPrDefault>
+    <w:pPrDefault/>
   </w:docDefaults>
-  <w:latentStyles w:defLockedState="0" w:defUIPriority="99" w:defSemiHidden="0" w:defUnhideWhenUsed="0" w:defQFormat="0" w:count="376">
-    <w:lsdException w:name="Normal" w:uiPriority="0" w:qFormat="1"/>
-    <w:lsdException w:name="heading 1" w:uiPriority="9" w:qFormat="1"/>
-    <w:lsdException w:name="heading 2" w:semiHidden="1" w:uiPriority="9" w:unhideWhenUsed="1" w:qFormat="1"/>
-    <w:lsdException w:name="heading 3" w:semiHidden="1" w:uiPriority="9" w:unhideWhenUsed="1" w:qFormat="1"/>
-    <w:lsdException w:name="heading 4" w:semiHidden="1" w:uiPriority="9" w:unhideWhenUsed="1" w:qFormat="1"/>
-    <w:lsdException w:name="heading 5" w:semiHidden="1" w:uiPriority="9" w:unhideWhenUsed="1" w:qFormat="1"/>
-    <w:lsdException w:name="heading 6" w:semiHidden="1" w:uiPriority="9" w:unhideWhenUsed="1" w:qFormat="1"/>
-    <w:lsdException w:name="heading 7" w:semiHidden="1" w:uiPriority="9" w:unhideWhenUsed="1" w:qFormat="1"/>
-    <w:lsdException w:name="heading 8" w:semiHidden="1" w:uiPriority="9" w:unhideWhenUsed="1" w:qFormat="1"/>
-    <w:lsdException w:name="heading 9" w:semiHidden="1" w:uiPriority="9" w:unhideWhenUsed="1" w:qFormat="1"/>
-    <w:lsdException w:name="index 1" w:semiHidden="1" w:unhideWhenUsed="1"/>
-    <w:lsdException w:name="index 2" w:semiHidden="1" w:unhideWhenUsed="1"/>
-    <w:lsdException w:name="index 3" w:semiHidden="1" w:unhideWhenUsed="1"/>
-    <w:lsdException w:name="index 4" w:semiHidden="1" w:unhideWhenUsed="1"/>
-    <w:lsdException w:name="index 5" w:semiHidden="1" w:unhideWhenUsed="1"/>
-    <w:lsdException w:name="index 6" w:semiHidden="1" w:unhideWhenUsed="1"/>
-    <w:lsdException w:name="index 7" w:semiHidden="1" w:unhideWhenUsed="1"/>
-    <w:lsdException w:name="index 8" w:semiHidden="1" w:unhideWhenUsed="1"/>
-    <w:lsdException w:name="index 9" w:semiHidden="1" w:unhideWhenUsed="1"/>
-    <w:lsdException w:name="toc 1" w:semiHidden="1" w:uiPriority="39" w:unhideWhenUsed="1"/>
-    <w:lsdException w:name="toc 2" w:semiHidden="1" w:uiPriority="39" w:unhideWhenUsed="1"/>
-    <w:lsdException w:name="toc 3" w:semiHidden="1" w:uiPriority="39" w:unhideWhenUsed="1"/>
-    <w:lsdException w:name="toc 4" w:semiHidden="1" w:uiPriority="39" w:unhideWhenUsed="1"/>
-    <w:lsdException w:name="toc 5" w:semiHidden="1" w:uiPriority="39" w:unhideWhenUsed="1"/>
-    <w:lsdException w:name="toc 6" w:semiHidden="1" w:uiPriority="39" w:unhideWhenUsed="1"/>
-    <w:lsdException w:name="toc 7" w:semiHidden="1" w:uiPriority="39" w:unhideWhenUsed="1"/>
-    <w:lsdException w:name="toc 8" w:semiHidden="1" w:uiPriority="39" w:unhideWhenUsed="1"/>
-    <w:lsdException w:name="toc 9" w:semiHidden="1" w:uiPriority="39" w:unhideWhenUsed="1"/>
-    <w:lsdException w:name="Normal Indent" w:semiHidden="1" w:unhideWhenUsed="1"/>
-    <w:lsdException w:name="footnote text" w:semiHidden="1" w:unhideWhenUsed="1"/>
-    <w:lsdException w:name="annotation text" w:semiHidden="1" w:unhideWhenUsed="1"/>
-    <w:lsdException w:name="header" w:semiHidden="1" w:unhideWhenUsed="1"/>
-    <w:lsdException w:name="footer" w:semiHidden="1" w:unhideWhenUsed="1"/>
-    <w:lsdException w:name="index heading" w:semiHidden="1" w:unhideWhenUsed="1"/>
-    <w:lsdException w:name="caption" w:semiHidden="1" w:uiPriority="35" w:unhideWhenUsed="1" w:qFormat="1"/>
-    <w:lsdException w:name="table of figures" w:semiHidden="1" w:unhideWhenUsed="1"/>
-    <w:lsdException w:name="envelope address" w:semiHidden="1" w:unhideWhenUsed="1"/>
-    <w:lsdException w:name="envelope return" w:semiHidden="1" w:unhideWhenUsed="1"/>
-    <w:lsdException w:name="footnote reference" w:semiHidden="1" w:unhideWhenUsed="1"/>
-    <w:lsdException w:name="annotation reference" w:semiHidden="1" w:unhideWhenUsed="1"/>
-    <w:lsdException w:name="line number" w:semiHidden="1" w:unhideWhenUsed="1"/>
-    <w:lsdException w:name="page number" w:semiHidden="1" w:unhideWhenUsed="1"/>
-    <w:lsdException w:name="endnote reference" w:semiHidden="1" w:unhideWhenUsed="1"/>
-    <w:lsdException w:name="endnote text" w:semiHidden="1" w:unhideWhenUsed="1"/>
-    <w:lsdException w:name="table of authorities" w:semiHidden="1" w:unhideWhenUsed="1"/>
-    <w:lsdException w:name="macro" w:semiHidden="1" w:unhideWhenUsed="1"/>
-    <w:lsdException w:name="toa heading" w:semiHidden="1" w:unhideWhenUsed="1"/>
-    <w:lsdException w:name="List" w:semiHidden="1" w:unhideWhenUsed="1"/>
-    <w:lsdException w:name="List Bullet" w:semiHidden="1" w:unhideWhenUsed="1"/>
-    <w:lsdException w:name="List Number" w:semiHidden="1" w:unhideWhenUsed="1"/>
-    <w:lsdException w:name="List 2" w:semiHidden="1" w:unhideWhenUsed="1"/>
-    <w:lsdException w:name="List 3" w:semiHidden="1" w:unhideWhenUsed="1"/>
-    <w:lsdException w:name="List 4" w:semiHidden="1" w:unhideWhenUsed="1"/>
-    <w:lsdException w:name="List 5" w:semiHidden="1" w:unhideWhenUsed="1"/>
-    <w:lsdException w:name="List Bullet 2" w:semiHidden="1" w:unhideWhenUsed="1"/>
-    <w:lsdException w:name="List Bullet 3" w:semiHidden="1" w:unhideWhenUsed="1"/>
-    <w:lsdException w:name="List Bullet 4" w:semiHidden="1" w:unhideWhenUsed="1"/>
-    <w:lsdException w:name="List Bullet 5" w:semiHidden="1" w:unhideWhenUsed="1"/>
-    <w:lsdException w:name="List Number 2" w:semiHidden="1" w:unhideWhenUsed="1"/>
-    <w:lsdException w:name="List Number 3" w:semiHidden="1" w:unhideWhenUsed="1"/>
-    <w:lsdException w:name="List Number 4" w:semiHidden="1" w:unhideWhenUsed="1"/>
-    <w:lsdException w:name="List Number 5" w:semiHidden="1" w:unhideWhenUsed="1"/>
-    <w:lsdException w:name="Title" w:uiPriority="10" w:qFormat="1"/>
-    <w:lsdException w:name="Closing" w:semiHidden="1" w:unhideWhenUsed="1"/>
-    <w:lsdException w:name="Signature" w:semiHidden="1" w:unhideWhenUsed="1"/>
-    <w:lsdException w:name="Default Paragraph Font" w:semiHidden="1" w:uiPriority="1" w:unhideWhenUsed="1"/>
-    <w:lsdException w:name="Body Text" w:semiHidden="1" w:unhideWhenUsed="1"/>
-    <w:lsdException w:name="Body Text Indent" w:semiHidden="1" w:unhideWhenUsed="1"/>
-    <w:lsdException w:name="List Continue" w:semiHidden="1" w:unhideWhenUsed="1"/>
-    <w:lsdException w:name="List Continue 2" w:semiHidden="1" w:unhideWhenUsed="1"/>
-    <w:lsdException w:name="List Continue 3" w:semiHidden="1" w:unhideWhenUsed="1"/>
-    <w:lsdException w:name="List Continue 4" w:semiHidden="1" w:unhideWhenUsed="1"/>
-    <w:lsdException w:name="List Continue 5" w:semiHidden="1" w:unhideWhenUsed="1"/>
-    <w:lsdException w:name="Message Header" w:semiHidden="1" w:unhideWhenUsed="1"/>
-    <w:lsdException w:name="Subtitle" w:uiPriority="11" w:qFormat="1"/>
-    <w:lsdException w:name="Salutation" w:semiHidden="1" w:unhideWhenUsed="1"/>
-    <w:lsdException w:name="Date" w:semiHidden="1" w:unhideWhenUsed="1"/>
-    <w:lsdException w:name="Body Text First Indent" w:semiHidden="1" w:unhideWhenUsed="1"/>
-    <w:lsdException w:name="Body Text First Indent 2" w:semiHidden="1" w:unhideWhenUsed="1"/>
-    <w:lsdException w:name="Note Heading" w:semiHidden="1" w:unhideWhenUsed="1"/>
-    <w:lsdException w:name="Body Text 2" w:semiHidden="1" w:unhideWhenUsed="1"/>
-    <w:lsdException w:name="Body Text 3" w:semiHidden="1" w:unhideWhenUsed="1"/>
-    <w:lsdException w:name="Body Text Indent 2" w:semiHidden="1" w:unhideWhenUsed="1"/>
-    <w:lsdException w:name="Body Text Indent 3" w:semiHidden="1" w:unhideWhenUsed="1"/>
-    <w:lsdException w:name="Block Text" w:semiHidden="1" w:unhideWhenUsed="1"/>
-    <w:lsdException w:name="Hyperlink" w:semiHidden="1" w:unhideWhenUsed="1"/>
-    <w:lsdException w:name="FollowedHyperlink" w:semiHidden="1" w:unhideWhenUsed="1"/>
-    <w:lsdException w:name="Strong" w:uiPriority="22" w:qFormat="1"/>
-    <w:lsdException w:name="Emphasis" w:uiPriority="20" w:qFormat="1"/>
-    <w:lsdException w:name="Document Map" w:semiHidden="1" w:unhideWhenUsed="1"/>
-    <w:lsdException w:name="Plain Text" w:semiHidden="1" w:unhideWhenUsed="1"/>
-    <w:lsdException w:name="E-mail Signature" w:semiHidden="1" w:unhideWhenUsed="1"/>
-    <w:lsdException w:name="HTML Top of Form" w:semiHidden="1" w:unhideWhenUsed="1"/>
-    <w:lsdException w:name="HTML Bottom of Form" w:semiHidden="1" w:unhideWhenUsed="1"/>
-    <w:lsdException w:name="Normal (Web)" w:semiHidden="1" w:unhideWhenUsed="1"/>
-    <w:lsdException w:name="HTML Acronym" w:semiHidden="1" w:unhideWhenUsed="1"/>
-    <w:lsdException w:name="HTML Address" w:semiHidden="1" w:unhideWhenUsed="1"/>
-    <w:lsdException w:name="HTML Cite" w:semiHidden="1" w:unhideWhenUsed="1"/>
-    <w:lsdException w:name="HTML Code" w:semiHidden="1" w:unhideWhenUsed="1"/>
-    <w:lsdException w:name="HTML Definition" w:semiHidden="1" w:unhideWhenUsed="1"/>
-    <w:lsdException w:name="HTML Keyboard" w:semiHidden="1" w:unhideWhenUsed="1"/>
-    <w:lsdException w:name="HTML Preformatted" w:semiHidden="1" w:unhideWhenUsed="1"/>
-    <w:lsdException w:name="HTML Sample" w:semiHidden="1" w:unhideWhenUsed="1"/>
-    <w:lsdException w:name="HTML Typewriter" w:semiHidden="1" w:unhideWhenUsed="1"/>
-    <w:lsdException w:name="HTML Variable" w:semiHidden="1" w:unhideWhenUsed="1"/>
-    <w:lsdException w:name="Normal Table" w:semiHidden="1" w:unhideWhenUsed="1"/>
-    <w:lsdException w:name="annotation subject" w:semiHidden="1" w:unhideWhenUsed="1"/>
-    <w:lsdException w:name="No List" w:semiHidden="1" w:unhideWhenUsed="1"/>
-    <w:lsdException w:name="Outline List 1" w:semiHidden="1" w:unhideWhenUsed="1"/>
-    <w:lsdException w:name="Outline List 2" w:semiHidden="1" w:unhideWhenUsed="1"/>
-    <w:lsdException w:name="Outline List 3" w:semiHidden="1" w:unhideWhenUsed="1"/>
-    <w:lsdException w:name="Table Simple 1" w:semiHidden="1" w:unhideWhenUsed="1"/>
-    <w:lsdException w:name="Table Simple 2" w:semiHidden="1" w:unhideWhenUsed="1"/>
-    <w:lsdException w:name="Table Simple 3" w:semiHidden="1" w:unhideWhenUsed="1"/>
-    <w:lsdException w:name="Table Classic 1" w:semiHidden="1" w:unhideWhenUsed="1"/>
-    <w:lsdException w:name="Table Classic 2" w:semiHidden="1" w:unhideWhenUsed="1"/>
-    <w:lsdException w:name="Table Classic 3" w:semiHidden="1" w:unhideWhenUsed="1"/>
-    <w:lsdException w:name="Table Classic 4" w:semiHidden="1" w:unhideWhenUsed="1"/>
-    <w:lsdException w:name="Table Colorful 1" w:semiHidden="1" w:unhideWhenUsed="1"/>
-    <w:lsdException w:name="Table Colorful 2" w:semiHidden="1" w:unhideWhenUsed="1"/>
-    <w:lsdException w:name="Table Colorful 3" w:semiHidden="1" w:unhideWhenUsed="1"/>
-    <w:lsdException w:name="Table Columns 1" w:semiHidden="1" w:unhideWhenUsed="1"/>
-    <w:lsdException w:name="Table Columns 2" w:semiHidden="1" w:unhideWhenUsed="1"/>
-    <w:lsdException w:name="Table Columns 3" w:semiHidden="1" w:unhideWhenUsed="1"/>
-    <w:lsdException w:name="Table Columns 4" w:semiHidden="1" w:unhideWhenUsed="1"/>
-    <w:lsdException w:name="Table Columns 5" w:semiHidden="1" w:unhideWhenUsed="1"/>
-    <w:lsdException w:name="Table Grid 1" w:semiHidden="1" w:unhideWhenUsed="1"/>
-    <w:lsdException w:name="Table Grid 2" w:semiHidden="1" w:unhideWhenUsed="1"/>
-    <w:lsdException w:name="Table Grid 3" w:semiHidden="1" w:unhideWhenUsed="1"/>
-    <w:lsdException w:name="Table Grid 4" w:semiHidden="1" w:unhideWhenUsed="1"/>
-    <w:lsdException w:name="Table Grid 5" w:semiHidden="1" w:unhideWhenUsed="1"/>
-    <w:lsdException w:name="Table Grid 6" w:semiHidden="1" w:unhideWhenUsed="1"/>
-    <w:lsdException w:name="Table Grid 7" w:semiHidden="1" w:unhideWhenUsed="1"/>
-    <w:lsdException w:name="Table Grid 8" w:semiHidden="1" w:unhideWhenUsed="1"/>
-    <w:lsdException w:name="Table List 1" w:semiHidden="1" w:unhideWhenUsed="1"/>
-    <w:lsdException w:name="Table List 2" w:semiHidden="1" w:unhideWhenUsed="1"/>
-    <w:lsdException w:name="Table List 3" w:semiHidden="1" w:unhideWhenUsed="1"/>
-    <w:lsdException w:name="Table List 4" w:semiHidden="1" w:unhideWhenUsed="1"/>
-    <w:lsdException w:name="Table List 5" w:semiHidden="1" w:unhideWhenUsed="1"/>
-    <w:lsdException w:name="Table List 6" w:semiHidden="1" w:unhideWhenUsed="1"/>
-    <w:lsdException w:name="Table List 7" w:semiHidden="1" w:unhideWhenUsed="1"/>
-    <w:lsdException w:name="Table List 8" w:semiHidden="1" w:unhideWhenUsed="1"/>
-    <w:lsdException w:name="Table 3D effects 1" w:semiHidden="1" w:unhideWhenUsed="1"/>
-    <w:lsdException w:name="Table 3D effects 2" w:semiHidden="1" w:unhideWhenUsed="1"/>
-    <w:lsdException w:name="Table 3D effects 3" w:semiHidden="1" w:unhideWhenUsed="1"/>
-    <w:lsdException w:name="Table Contemporary" w:semiHidden="1" w:unhideWhenUsed="1"/>
-    <w:lsdException w:name="Table Elegant" w:semiHidden="1" w:unhideWhenUsed="1"/>
-    <w:lsdException w:name="Table Professional" w:semiHidden="1" w:unhideWhenUsed="1"/>
-    <w:lsdException w:name="Table Subtle 1" w:semiHidden="1" w:unhideWhenUsed="1"/>
-    <w:lsdException w:name="Table Subtle 2" w:semiHidden="1" w:unhideWhenUsed="1"/>
-    <w:lsdException w:name="Table Web 1" w:semiHidden="1" w:unhideWhenUsed="1"/>
-    <w:lsdException w:name="Table Web 2" w:semiHidden="1" w:unhideWhenUsed="1"/>
-    <w:lsdException w:name="Table Web 3" w:semiHidden="1" w:unhideWhenUsed="1"/>
-    <w:lsdException w:name="Balloon Text" w:semiHidden="1" w:unhideWhenUsed="1"/>
-    <w:lsdException w:name="Table Grid" w:uiPriority="39"/>
-    <w:lsdException w:name="Table Theme" w:semiHidden="1" w:unhideWhenUsed="1"/>
-    <w:lsdException w:name="Placeholder Text" w:semiHidden="1"/>
-    <w:lsdException w:name="No Spacing" w:uiPriority="1" w:qFormat="1"/>
-    <w:lsdException w:name="Light Shading" w:uiPriority="60"/>
-    <w:lsdException w:name="Light List" w:uiPriority="61"/>
-    <w:lsdException w:name="Light Grid" w:uiPriority="62"/>
-    <w:lsdException w:name="Medium Shading 1" w:uiPriority="63"/>
-    <w:lsdException w:name="Medium Shading 2" w:uiPriority="64"/>
-    <w:lsdException w:name="Medium List 1" w:uiPriority="65"/>
-    <w:lsdException w:name="Medium List 2" w:uiPriority="66"/>
-    <w:lsdException w:name="Medium Grid 1" w:uiPriority="67"/>
-    <w:lsdException w:name="Medium Grid 2" w:uiPriority="68"/>
-    <w:lsdException w:name="Medium Grid 3" w:uiPriority="69"/>
-    <w:lsdException w:name="Dark List" w:uiPriority="70"/>
-    <w:lsdException w:name="Colorful Shading" w:uiPriority="71"/>
-    <w:lsdException w:name="Colorful List" w:uiPriority="72"/>
-    <w:lsdException w:name="Colorful Grid" w:uiPriority="73"/>
-    <w:lsdException w:name="Light Shading Accent 1" w:uiPriority="60"/>
-    <w:lsdException w:name="Light List Accent 1" w:uiPriority="61"/>
-    <w:lsdException w:name="Light Grid Accent 1" w:uiPriority="62"/>
-    <w:lsdException w:name="Medium Shading 1 Accent 1" w:uiPriority="63"/>
-    <w:lsdException w:name="Medium Shading 2 Accent 1" w:uiPriority="64"/>
-    <w:lsdException w:name="Medium List 1 Accent 1" w:uiPriority="65"/>
-    <w:lsdException w:name="Revision" w:semiHidden="1"/>
-    <w:lsdException w:name="List Paragraph" w:uiPriority="34" w:qFormat="1"/>
-    <w:lsdException w:name="Quote" w:uiPriority="29" w:qFormat="1"/>
-    <w:lsdException w:name="Intense Quote" w:uiPriority="30" w:qFormat="1"/>
-    <w:lsdException w:name="Medium List 2 Accent 1" w:uiPriority="66"/>
-    <w:lsdException w:name="Medium Grid 1 Accent 1" w:uiPriority="67"/>
-    <w:lsdException w:name="Medium Grid 2 Accent 1" w:uiPriority="68"/>
-    <w:lsdException w:name="Medium Grid 3 Accent 1" w:uiPriority="69"/>
-    <w:lsdException w:name="Dark List Accent 1" w:uiPriority="70"/>
-    <w:lsdException w:name="Colorful Shading Accent 1" w:uiPriority="71"/>
-    <w:lsdException w:name="Colorful List Accent 1" w:uiPriority="72"/>
-    <w:lsdException w:name="Colorful Grid Accent 1" w:uiPriority="73"/>
-    <w:lsdException w:name="Light Shading Accent 2" w:uiPriority="60"/>
-    <w:lsdException w:name="Light List Accent 2" w:uiPriority="61"/>
-    <w:lsdException w:name="Light Grid Accent 2" w:uiPriority="62"/>
-    <w:lsdException w:name="Medium Shading 1 Accent 2" w:uiPriority="63"/>
-    <w:lsdException w:name="Medium Shading 2 Accent 2" w:uiPriority="64"/>
-    <w:lsdException w:name="Medium List 1 Accent 2" w:uiPriority="65"/>
-    <w:lsdException w:name="Medium List 2 Accent 2" w:uiPriority="66"/>
-    <w:lsdException w:name="Medium Grid 1 Accent 2" w:uiPriority="67"/>
-    <w:lsdException w:name="Medium Grid 2 Accent 2" w:uiPriority="68"/>
-    <w:lsdException w:name="Medium Grid 3 Accent 2" w:uiPriority="69"/>
-    <w:lsdException w:name="Dark List Accent 2" w:uiPriority="70"/>
-    <w:lsdException w:name="Colorful Shading Accent 2" w:uiPriority="71"/>
-    <w:lsdException w:name="Colorful List Accent 2" w:uiPriority="72"/>
-    <w:lsdException w:name="Colorful Grid Accent 2" w:uiPriority="73"/>
-    <w:lsdException w:name="Light Shading Accent 3" w:uiPriority="60"/>
-    <w:lsdException w:name="Light List Accent 3" w:uiPriority="61"/>
-    <w:lsdException w:name="Light Grid Accent 3" w:uiPriority="62"/>
-    <w:lsdException w:name="Medium Shading 1 Accent 3" w:uiPriority="63"/>
-    <w:lsdException w:name="Medium Shading 2 Accent 3" w:uiPriority="64"/>
-    <w:lsdException w:name="Medium List 1 Accent 3" w:uiPriority="65"/>
-    <w:lsdException w:name="Medium List 2 Accent 3" w:uiPriority="66"/>
-    <w:lsdException w:name="Medium Grid 1 Accent 3" w:uiPriority="67"/>
-    <w:lsdException w:name="Medium Grid 2 Accent 3" w:uiPriority="68"/>
-    <w:lsdException w:name="Medium Grid 3 Accent 3" w:uiPriority="69"/>
-    <w:lsdException w:name="Dark List Accent 3" w:uiPriority="70"/>
-    <w:lsdException w:name="Colorful Shading Accent 3" w:uiPriority="71"/>
-    <w:lsdException w:name="Colorful List Accent 3" w:uiPriority="72"/>
-    <w:lsdException w:name="Colorful Grid Accent 3" w:uiPriority="73"/>
-    <w:lsdException w:name="Light Shading Accent 4" w:uiPriority="60"/>
-    <w:lsdException w:name="Light List Accent 4" w:uiPriority="61"/>
-    <w:lsdException w:name="Light Grid Accent 4" w:uiPriority="62"/>
-    <w:lsdException w:name="Medium Shading 1 Accent 4" w:uiPriority="63"/>
-    <w:lsdException w:name="Medium Shading 2 Accent 4" w:uiPriority="64"/>
-    <w:lsdException w:name="Medium List 1 Accent 4" w:uiPriority="65"/>
-    <w:lsdException w:name="Medium List 2 Accent 4" w:uiPriority="66"/>
-    <w:lsdException w:name="Medium Grid 1 Accent 4" w:uiPriority="67"/>
-    <w:lsdException w:name="Medium Grid 2 Accent 4" w:uiPriority="68"/>
-    <w:lsdException w:name="Medium Grid 3 Accent 4" w:uiPriority="69"/>
-    <w:lsdException w:name="Dark List Accent 4" w:uiPriority="70"/>
-    <w:lsdException w:name="Colorful Shading Accent 4" w:uiPriority="71"/>
-    <w:lsdException w:name="Colorful List Accent 4" w:uiPriority="72"/>
-    <w:lsdException w:name="Colorful Grid Accent 4" w:uiPriority="73"/>
-    <w:lsdException w:name="Light Shading Accent 5" w:uiPriority="60"/>
-    <w:lsdException w:name="Light List Accent 5" w:uiPriority="61"/>
-    <w:lsdException w:name="Light Grid Accent 5" w:uiPriority="62"/>
-    <w:lsdException w:name="Medium Shading 1 Accent 5" w:uiPriority="63"/>
-    <w:lsdException w:name="Medium Shading 2 Accent 5" w:uiPriority="64"/>
-    <w:lsdException w:name="Medium List 1 Accent 5" w:uiPriority="65"/>
-    <w:lsdException w:name="Medium List 2 Accent 5" w:uiPriority="66"/>
-    <w:lsdException w:name="Medium Grid 1 Accent 5" w:uiPriority="67"/>
-    <w:lsdException w:name="Medium Grid 2 Accent 5" w:uiPriority="68"/>
-    <w:lsdException w:name="Medium Grid 3 Accent 5" w:uiPriority="69"/>
-    <w:lsdException w:name="Dark List Accent 5" w:uiPriority="70"/>
-    <w:lsdException w:name="Colorful Shading Accent 5" w:uiPriority="71"/>
-    <w:lsdException w:name="Colorful List Accent 5" w:uiPriority="72"/>
-    <w:lsdException w:name="Colorful Grid Accent 5" w:uiPriority="73"/>
-    <w:lsdException w:name="Light Shading Accent 6" w:uiPriority="60"/>
-    <w:lsdException w:name="Light List Accent 6" w:uiPriority="61"/>
-    <w:lsdException w:name="Light Grid Accent 6" w:uiPriority="62"/>
-    <w:lsdException w:name="Medium Shading 1 Accent 6" w:uiPriority="63"/>
-    <w:lsdException w:name="Medium Shading 2 Accent 6" w:uiPriority="64"/>
-    <w:lsdException w:name="Medium List 1 Accent 6" w:uiPriority="65"/>
-    <w:lsdException w:name="Medium List 2 Accent 6" w:uiPriority="66"/>
-    <w:lsdException w:name="Medium Grid 1 Accent 6" w:uiPriority="67"/>
-    <w:lsdException w:name="Medium Grid 2 Accent 6" w:uiPriority="68"/>
-    <w:lsdException w:name="Medium Grid 3 Accent 6" w:uiPriority="69"/>
-    <w:lsdException w:name="Dark List Accent 6" w:uiPriority="70"/>
-    <w:lsdException w:name="Colorful Shading Accent 6" w:uiPriority="71"/>
-    <w:lsdException w:name="Colorful List Accent 6" w:uiPriority="72"/>
-    <w:lsdException w:name="Colorful Grid Accent 6" w:uiPriority="73"/>
-    <w:lsdException w:name="Subtle Emphasis" w:uiPriority="19" w:qFormat="1"/>
-    <w:lsdException w:name="Intense Emphasis" w:uiPriority="21" w:qFormat="1"/>
-    <w:lsdException w:name="Subtle Reference" w:uiPriority="31" w:qFormat="1"/>
-    <w:lsdException w:name="Intense Reference" w:uiPriority="32" w:qFormat="1"/>
-    <w:lsdException w:name="Book Title" w:uiPriority="33" w:qFormat="1"/>
-    <w:lsdException w:name="Bibliography" w:semiHidden="1" w:uiPriority="37" w:unhideWhenUsed="1"/>
-    <w:lsdException w:name="TOC Heading" w:semiHidden="1" w:uiPriority="39" w:unhideWhenUsed="1" w:qFormat="1"/>
-    <w:lsdException w:name="Plain Table 1" w:uiPriority="41"/>
-    <w:lsdException w:name="Plain Table 2" w:uiPriority="42"/>
-    <w:lsdException w:name="Plain Table 3" w:uiPriority="43"/>
-    <w:lsdException w:name="Plain Table 4" w:uiPriority="44"/>
-    <w:lsdException w:name="Plain Table 5" w:uiPriority="45"/>
-    <w:lsdException w:name="Grid Table Light" w:uiPriority="40"/>
-    <w:lsdException w:name="Grid Table 1 Light" w:uiPriority="46"/>
-    <w:lsdException w:name="Grid Table 2" w:uiPriority="47"/>
-    <w:lsdException w:name="Grid Table 3" w:uiPriority="48"/>
-    <w:lsdException w:name="Grid Table 4" w:uiPriority="49"/>
-    <w:lsdException w:name="Grid Table 5 Dark" w:uiPriority="50"/>
-    <w:lsdException w:name="Grid Table 6 Colorful" w:uiPriority="51"/>
-    <w:lsdException w:name="Grid Table 7 Colorful" w:uiPriority="52"/>
-    <w:lsdException w:name="Grid Table 1 Light Accent 1" w:uiPriority="46"/>
-    <w:lsdException w:name="Grid Table 2 Accent 1" w:uiPriority="47"/>
-    <w:lsdException w:name="Grid Table 3 Accent 1" w:uiPriority="48"/>
-    <w:lsdException w:name="Grid Table 4 Accent 1" w:uiPriority="49"/>
-    <w:lsdException w:name="Grid Table 5 Dark Accent 1" w:uiPriority="50"/>
-    <w:lsdException w:name="Grid Table 6 Colorful Accent 1" w:uiPriority="51"/>
-    <w:lsdException w:name="Grid Table 7 Colorful Accent 1" w:uiPriority="52"/>
-    <w:lsdException w:name="Grid Table 1 Light Accent 2" w:uiPriority="46"/>
-    <w:lsdException w:name="Grid Table 2 Accent 2" w:uiPriority="47"/>
-    <w:lsdException w:name="Grid Table 3 Accent 2" w:uiPriority="48"/>
-    <w:lsdException w:name="Grid Table 4 Accent 2" w:uiPriority="49"/>
-    <w:lsdException w:name="Grid Table 5 Dark Accent 2" w:uiPriority="50"/>
-    <w:lsdException w:name="Grid Table 6 Colorful Accent 2" w:uiPriority="51"/>
-    <w:lsdException w:name="Grid Table 7 Colorful Accent 2" w:uiPriority="52"/>
-    <w:lsdException w:name="Grid Table 1 Light Accent 3" w:uiPriority="46"/>
-    <w:lsdException w:name="Grid Table 2 Accent 3" w:uiPriority="47"/>
-    <w:lsdException w:name="Grid Table 3 Accent 3" w:uiPriority="48"/>
-    <w:lsdException w:name="Grid Table 4 Accent 3" w:uiPriority="49"/>
-    <w:lsdException w:name="Grid Table 5 Dark Accent 3" w:uiPriority="50"/>
-    <w:lsdException w:name="Grid Table 6 Colorful Accent 3" w:uiPriority="51"/>
-    <w:lsdException w:name="Grid Table 7 Colorful Accent 3" w:uiPriority="52"/>
-    <w:lsdException w:name="Grid Table 1 Light Accent 4" w:uiPriority="46"/>
-    <w:lsdException w:name="Grid Table 2 Accent 4" w:uiPriority="47"/>
-    <w:lsdException w:name="Grid Table 3 Accent 4" w:uiPriority="48"/>
-    <w:lsdException w:name="Grid Table 4 Accent 4" w:uiPriority="49"/>
-    <w:lsdException w:name="Grid Table 5 Dark Accent 4" w:uiPriority="50"/>
-    <w:lsdException w:name="Grid Table 6 Colorful Accent 4" w:uiPriority="51"/>
-    <w:lsdException w:name="Grid Table 7 Colorful Accent 4" w:uiPriority="52"/>
-    <w:lsdException w:name="Grid Table 1 Light Accent 5" w:uiPriority="46"/>
-    <w:lsdException w:name="Grid Table 2 Accent 5" w:uiPriority="47"/>
-    <w:lsdException w:name="Grid Table 3 Accent 5" w:uiPriority="48"/>
-    <w:lsdException w:name="Grid Table 4 Accent 5" w:uiPriority="49"/>
-    <w:lsdException w:name="Grid Table 5 Dark Accent 5" w:uiPriority="50"/>
-    <w:lsdException w:name="Grid Table 6 Colorful Accent 5" w:uiPriority="51"/>
-    <w:lsdException w:name="Grid Table 7 Colorful Accent 5" w:uiPriority="52"/>
-    <w:lsdException w:name="Grid Table 1 Light Accent 6" w:uiPriority="46"/>
-    <w:lsdException w:name="Grid Table 2 Accent 6" w:uiPriority="47"/>
-    <w:lsdException w:name="Grid Table 3 Accent 6" w:uiPriority="48"/>
-    <w:lsdException w:name="Grid Table 4 Accent 6" w:uiPriority="49"/>
-    <w:lsdException w:name="Grid Table 5 Dark Accent 6" w:uiPriority="50"/>
-    <w:lsdException w:name="Grid Table 6 Colorful Accent 6" w:uiPriority="51"/>
-    <w:lsdException w:name="Grid Table 7 Colorful Accent 6" w:uiPriority="52"/>
-    <w:lsdException w:name="List Table 1 Light" w:uiPriority="46"/>
-    <w:lsdException w:name="List Table 2" w:uiPriority="47"/>
-    <w:lsdException w:name="List Table 3" w:uiPriority="48"/>
-    <w:lsdException w:name="List Table 4" w:uiPriority="49"/>
-    <w:lsdException w:name="List Table 5 Dark" w:uiPriority="50"/>
-    <w:lsdException w:name="List Table 6 Colorful" w:uiPriority="51"/>
-    <w:lsdException w:name="List Table 7 Colorful" w:uiPriority="52"/>
-    <w:lsdException w:name="List Table 1 Light Accent 1" w:uiPriority="46"/>
-    <w:lsdException w:name="List Table 2 Accent 1" w:uiPriority="47"/>
-    <w:lsdException w:name="List Table 3 Accent 1" w:uiPriority="48"/>
-    <w:lsdException w:name="List Table 4 Accent 1" w:uiPriority="49"/>
-    <w:lsdException w:name="List Table 5 Dark Accent 1" w:uiPriority="50"/>
-    <w:lsdException w:name="List Table 6 Colorful Accent 1" w:uiPriority="51"/>
-    <w:lsdException w:name="List Table 7 Colorful Accent 1" w:uiPriority="52"/>
-    <w:lsdException w:name="List Table 1 Light Accent 2" w:uiPriority="46"/>
-    <w:lsdException w:name="List Table 2 Accent 2" w:uiPriority="47"/>
-    <w:lsdException w:name="List Table 3 Accent 2" w:uiPriority="48"/>
-    <w:lsdException w:name="List Table 4 Accent 2" w:uiPriority="49"/>
-    <w:lsdException w:name="List Table 5 Dark Accent 2" w:uiPriority="50"/>
-    <w:lsdException w:name="List Table 6 Colorful Accent 2" w:uiPriority="51"/>
-    <w:lsdException w:name="List Table 7 Colorful Accent 2" w:uiPriority="52"/>
-    <w:lsdException w:name="List Table 1 Light Accent 3" w:uiPriority="46"/>
-    <w:lsdException w:name="List Table 2 Accent 3" w:uiPriority="47"/>
-    <w:lsdException w:name="List Table 3 Accent 3" w:uiPriority="48"/>
-    <w:lsdException w:name="List Table 4 Accent 3" w:uiPriority="49"/>
-    <w:lsdException w:name="List Table 5 Dark Accent 3" w:uiPriority="50"/>
-    <w:lsdException w:name="List Table 6 Colorful Accent 3" w:uiPriority="51"/>
-    <w:lsdException w:name="List Table 7 Colorful Accent 3" w:uiPriority="52"/>
-    <w:lsdException w:name="List Table 1 Light Accent 4" w:uiPriority="46"/>
-    <w:lsdException w:name="List Table 2 Accent 4" w:uiPriority="47"/>
-    <w:lsdException w:name="List Table 3 Accent 4" w:uiPriority="48"/>
-    <w:lsdException w:name="List Table 4 Accent 4" w:uiPriority="49"/>
-    <w:lsdException w:name="List Table 5 Dark Accent 4" w:uiPriority="50"/>
-    <w:lsdException w:name="List Table 6 Colorful Accent 4" w:uiPriority="51"/>
-    <w:lsdException w:name="List Table 7 Colorful Accent 4" w:uiPriority="52"/>
-    <w:lsdException w:name="List Table 1 Light Accent 5" w:uiPriority="46"/>
-    <w:lsdException w:name="List Table 2 Accent 5" w:uiPriority="47"/>
-    <w:lsdException w:name="List Table 3 Accent 5" w:uiPriority="48"/>
-    <w:lsdException w:name="List Table 4 Accent 5" w:uiPriority="49"/>
-    <w:lsdException w:name="List Table 5 Dark Accent 5" w:uiPriority="50"/>
-    <w:lsdException w:name="List Table 6 Colorful Accent 5" w:uiPriority="51"/>
-    <w:lsdException w:name="List Table 7 Colorful Accent 5" w:uiPriority="52"/>
-    <w:lsdException w:name="List Table 1 Light Accent 6" w:uiPriority="46"/>
-    <w:lsdException w:name="List Table 2 Accent 6" w:uiPriority="47"/>
-    <w:lsdException w:name="List Table 3 Accent 6" w:uiPriority="48"/>
-    <w:lsdException w:name="List Table 4 Accent 6" w:uiPriority="49"/>
-    <w:lsdException w:name="List Table 5 Dark Accent 6" w:uiPriority="50"/>
-    <w:lsdException w:name="List Table 6 Colorful Accent 6" w:uiPriority="51"/>
-    <w:lsdException w:name="List Table 7 Colorful Accent 6" w:uiPriority="52"/>
-    <w:lsdException w:name="Mention" w:semiHidden="1" w:unhideWhenUsed="1"/>
-    <w:lsdException w:name="Smart Hyperlink" w:semiHidden="1" w:unhideWhenUsed="1"/>
-    <w:lsdException w:name="Hashtag" w:semiHidden="1" w:unhideWhenUsed="1"/>
-    <w:lsdException w:name="Unresolved Mention" w:semiHidden="1" w:unhideWhenUsed="1"/>
-    <w:lsdException w:name="Smart Link" w:semiHidden="1" w:unhideWhenUsed="1"/>
+  <w:latentStyles w:count="260" w:defQFormat="0" w:defUnhideWhenUsed="1" w:defSemiHidden="1" w:defUIPriority="99" w:defLockedState="0">
+    <w:lsdException w:qFormat="1" w:unhideWhenUsed="0" w:uiPriority="0" w:semiHidden="0" w:name="Normal"/>
+    <w:lsdException w:qFormat="1" w:unhideWhenUsed="0" w:uiPriority="9" w:semiHidden="0" w:name="heading 1"/>
+    <w:lsdException w:qFormat="1" w:uiPriority="9" w:name="heading 2"/>
+    <w:lsdException w:qFormat="1" w:uiPriority="9" w:name="heading 3"/>
+    <w:lsdException w:qFormat="1" w:uiPriority="9" w:name="heading 4"/>
+    <w:lsdException w:qFormat="1" w:uiPriority="9" w:name="heading 5"/>
+    <w:lsdException w:qFormat="1" w:uiPriority="9" w:name="heading 6"/>
+    <w:lsdException w:qFormat="1" w:uiPriority="9" w:name="heading 7"/>
+    <w:lsdException w:qFormat="1" w:uiPriority="9" w:name="heading 8"/>
+    <w:lsdException w:qFormat="1" w:uiPriority="9" w:name="heading 9"/>
+    <w:lsdException w:uiPriority="99" w:name="index 1"/>
+    <w:lsdException w:uiPriority="99" w:name="index 2"/>
+    <w:lsdException w:uiPriority="99" w:name="index 3"/>
+    <w:lsdException w:uiPriority="99" w:name="index 4"/>
+    <w:lsdException w:uiPriority="99" w:name="index 5"/>
+    <w:lsdException w:uiPriority="99" w:name="index 6"/>
+    <w:lsdException w:uiPriority="99" w:name="index 7"/>
+    <w:lsdException w:uiPriority="99" w:name="index 8"/>
+    <w:lsdException w:uiPriority="99" w:name="index 9"/>
+    <w:lsdException w:uiPriority="39" w:name="toc 1"/>
+    <w:lsdException w:uiPriority="39" w:name="toc 2"/>
+    <w:lsdException w:uiPriority="39" w:name="toc 3"/>
+    <w:lsdException w:uiPriority="39" w:name="toc 4"/>
+    <w:lsdException w:uiPriority="39" w:name="toc 5"/>
+    <w:lsdException w:uiPriority="39" w:name="toc 6"/>
+    <w:lsdException w:uiPriority="39" w:name="toc 7"/>
+    <w:lsdException w:uiPriority="39" w:name="toc 8"/>
+    <w:lsdException w:uiPriority="39" w:name="toc 9"/>
+    <w:lsdException w:uiPriority="99" w:name="Normal Indent"/>
+    <w:lsdException w:uiPriority="99" w:name="footnote text"/>
+    <w:lsdException w:uiPriority="99" w:name="annotation text"/>
+    <w:lsdException w:uiPriority="99" w:name="header"/>
+    <w:lsdException w:uiPriority="99" w:name="footer"/>
+    <w:lsdException w:uiPriority="99" w:name="index heading"/>
+    <w:lsdException w:qFormat="1" w:uiPriority="35" w:name="caption"/>
+    <w:lsdException w:uiPriority="99" w:name="table of figures"/>
+    <w:lsdException w:uiPriority="99" w:name="envelope address"/>
+    <w:lsdException w:uiPriority="99" w:name="envelope return"/>
+    <w:lsdException w:uiPriority="99" w:name="footnote reference"/>
+    <w:lsdException w:uiPriority="99" w:name="annotation reference"/>
+    <w:lsdException w:uiPriority="99" w:name="line number"/>
+    <w:lsdException w:uiPriority="99" w:name="page number"/>
+    <w:lsdException w:uiPriority="99" w:name="endnote reference"/>
+    <w:lsdException w:uiPriority="99" w:name="endnote text"/>
+    <w:lsdException w:uiPriority="99" w:name="table of authorities"/>
+    <w:lsdException w:uiPriority="99" w:name="macro"/>
+    <w:lsdException w:uiPriority="99" w:name="toa heading"/>
+    <w:lsdException w:uiPriority="99" w:name="List"/>
+    <w:lsdException w:uiPriority="99" w:name="List Bullet"/>
+    <w:lsdException w:uiPriority="99" w:name="List Number"/>
+    <w:lsdException w:uiPriority="99" w:name="List 2"/>
+    <w:lsdException w:uiPriority="99" w:name="List 3"/>
+    <w:lsdException w:uiPriority="99" w:name="List 4"/>
+    <w:lsdException w:uiPriority="99" w:name="List 5"/>
+    <w:lsdException w:uiPriority="99" w:name="List Bullet 2"/>
+    <w:lsdException w:uiPriority="99" w:name="List Bullet 3"/>
+    <w:lsdException w:uiPriority="99" w:name="List Bullet 4"/>
+    <w:lsdException w:uiPriority="99" w:name="List Bullet 5"/>
+    <w:lsdException w:uiPriority="99" w:name="List Number 2"/>
+    <w:lsdException w:uiPriority="99" w:name="List Number 3"/>
+    <w:lsdException w:uiPriority="99" w:name="List Number 4"/>
+    <w:lsdException w:uiPriority="99" w:name="List Number 5"/>
+    <w:lsdException w:qFormat="1" w:unhideWhenUsed="0" w:uiPriority="10" w:semiHidden="0" w:name="Title"/>
+    <w:lsdException w:uiPriority="99" w:name="Closing"/>
+    <w:lsdException w:uiPriority="99" w:name="Signature"/>
+    <w:lsdException w:qFormat="1" w:uiPriority="1" w:name="Default Paragraph Font"/>
+    <w:lsdException w:qFormat="1" w:unhideWhenUsed="0" w:uiPriority="1" w:semiHidden="0" w:name="Body Text"/>
+    <w:lsdException w:uiPriority="99" w:name="Body Text Indent"/>
+    <w:lsdException w:uiPriority="99" w:name="List Continue"/>
+    <w:lsdException w:uiPriority="99" w:name="List Continue 2"/>
+    <w:lsdException w:uiPriority="99" w:name="List Continue 3"/>
+    <w:lsdException w:uiPriority="99" w:name="List Continue 4"/>
+    <w:lsdException w:uiPriority="99" w:name="List Continue 5"/>
+    <w:lsdException w:uiPriority="99" w:name="Message Header"/>
+    <w:lsdException w:qFormat="1" w:unhideWhenUsed="0" w:uiPriority="11" w:semiHidden="0" w:name="Subtitle"/>
+    <w:lsdException w:uiPriority="99" w:name="Salutation"/>
+    <w:lsdException w:uiPriority="99" w:name="Date"/>
+    <w:lsdException w:uiPriority="99" w:name="Body Text First Indent"/>
+    <w:lsdException w:uiPriority="99" w:name="Body Text First Indent 2"/>
+    <w:lsdException w:uiPriority="99" w:name="Note Heading"/>
+    <w:lsdException w:uiPriority="99" w:name="Body Text 2"/>
+    <w:lsdException w:uiPriority="99" w:name="Body Text 3"/>
+    <w:lsdException w:uiPriority="99" w:name="Body Text Indent 2"/>
+    <w:lsdException w:uiPriority="99" w:name="Body Text Indent 3"/>
+    <w:lsdException w:uiPriority="99" w:name="Block Text"/>
+    <w:lsdException w:uiPriority="99" w:name="Hyperlink"/>
+    <w:lsdException w:uiPriority="99" w:name="FollowedHyperlink"/>
+    <w:lsdException w:qFormat="1" w:unhideWhenUsed="0" w:uiPriority="22" w:semiHidden="0" w:name="Strong"/>
+    <w:lsdException w:qFormat="1" w:unhideWhenUsed="0" w:uiPriority="20" w:semiHidden="0" w:name="Emphasis"/>
+    <w:lsdException w:uiPriority="99" w:name="Document Map"/>
+    <w:lsdException w:uiPriority="99" w:name="Plain Text"/>
+    <w:lsdException w:uiPriority="99" w:name="E-mail Signature"/>
+    <w:lsdException w:uiPriority="99" w:name="Normal (Web)"/>
+    <w:lsdException w:uiPriority="99" w:name="HTML Acronym"/>
+    <w:lsdException w:uiPriority="99" w:name="HTML Address"/>
+    <w:lsdException w:uiPriority="99" w:name="HTML Cite"/>
+    <w:lsdException w:uiPriority="99" w:name="HTML Code"/>
+    <w:lsdException w:uiPriority="99" w:name="HTML Definition"/>
+    <w:lsdException w:uiPriority="99" w:name="HTML Keyboard"/>
+    <w:lsdException w:uiPriority="99" w:name="HTML Preformatted"/>
+    <w:lsdException w:uiPriority="99" w:name="HTML Sample"/>
+    <w:lsdException w:uiPriority="99" w:name="HTML Typewriter"/>
+    <w:lsdException w:uiPriority="99" w:name="HTML Variable"/>
+    <w:lsdException w:qFormat="1" w:uiPriority="99" w:name="Normal Table"/>
+    <w:lsdException w:uiPriority="99" w:name="annotation subject"/>
+    <w:lsdException w:uiPriority="99" w:name="Table Simple 1"/>
+    <w:lsdException w:uiPriority="99" w:name="Table Simple 2"/>
+    <w:lsdException w:uiPriority="99" w:name="Table Simple 3"/>
+    <w:lsdException w:uiPriority="99" w:name="Table Classic 1"/>
+    <w:lsdException w:uiPriority="99" w:name="Table Classic 2"/>
+    <w:lsdException w:uiPriority="99" w:name="Table Classic 3"/>
+    <w:lsdException w:uiPriority="99" w:name="Table Classic 4"/>
+    <w:lsdException w:uiPriority="99" w:name="Table Colorful 1"/>
+    <w:lsdException w:uiPriority="99" w:name="Table Colorful 2"/>
+    <w:lsdException w:uiPriority="99" w:name="Table Colorful 3"/>
+    <w:lsdException w:uiPriority="99" w:name="Table Columns 1"/>
+    <w:lsdException w:uiPriority="99" w:name="Table Columns 2"/>
+    <w:lsdException w:uiPriority="99" w:name="Table Columns 3"/>
+    <w:lsdException w:uiPriority="99" w:name="Table Columns 4"/>
+    <w:lsdException w:uiPriority="99" w:name="Table Columns 5"/>
+    <w:lsdException w:uiPriority="99" w:name="Table Grid 1"/>
+    <w:lsdException w:uiPriority="99" w:name="Table Grid 2"/>
+    <w:lsdException w:uiPriority="99" w:name="Table Grid 3"/>
+    <w:lsdException w:uiPriority="99" w:name="Table Grid 4"/>
+    <w:lsdException w:uiPriority="99" w:name="Table Grid 5"/>
+    <w:lsdException w:uiPriority="99" w:name="Table Grid 6"/>
+    <w:lsdException w:uiPriority="99" w:name="Table Grid 7"/>
+    <w:lsdException w:uiPriority="99" w:name="Table Grid 8"/>
+    <w:lsdException w:uiPriority="99" w:name="Table List 1"/>
+    <w:lsdException w:uiPriority="99" w:name="Table List 2"/>
+    <w:lsdException w:uiPriority="99" w:name="Table List 3"/>
+    <w:lsdException w:uiPriority="99" w:name="Table List 4"/>
+    <w:lsdException w:uiPriority="99" w:name="Table List 5"/>
+    <w:lsdException w:uiPriority="99" w:name="Table List 6"/>
+    <w:lsdException w:uiPriority="99" w:name="Table List 7"/>
+    <w:lsdException w:uiPriority="99" w:name="Table List 8"/>
+    <w:lsdException w:uiPriority="99" w:name="Table 3D effects 1"/>
+    <w:lsdException w:uiPriority="99" w:name="Table 3D effects 2"/>
+    <w:lsdException w:uiPriority="99" w:name="Table 3D effects 3"/>
+    <w:lsdException w:uiPriority="99" w:name="Table Contemporary"/>
+    <w:lsdException w:uiPriority="99" w:name="Table Elegant"/>
+    <w:lsdException w:uiPriority="99" w:name="Table Professional"/>
+    <w:lsdException w:uiPriority="99" w:name="Table Subtle 1"/>
+    <w:lsdException w:uiPriority="99" w:name="Table Subtle 2"/>
+    <w:lsdException w:uiPriority="99" w:name="Table Web 1"/>
+    <w:lsdException w:uiPriority="99" w:name="Table Web 2"/>
+    <w:lsdException w:uiPriority="99" w:name="Table Web 3"/>
+    <w:lsdException w:uiPriority="99" w:name="Balloon Text"/>
+    <w:lsdException w:unhideWhenUsed="0" w:uiPriority="39" w:semiHidden="0" w:name="Table Grid"/>
+    <w:lsdException w:uiPriority="99" w:name="Table Theme"/>
+    <w:lsdException w:unhideWhenUsed="0" w:uiPriority="60" w:semiHidden="0" w:name="Light Shading"/>
+    <w:lsdException w:unhideWhenUsed="0" w:uiPriority="61" w:semiHidden="0" w:name="Light List"/>
+    <w:lsdException w:unhideWhenUsed="0" w:uiPriority="62" w:semiHidden="0" w:name="Light Grid"/>
+    <w:lsdException w:unhideWhenUsed="0" w:uiPriority="63" w:semiHidden="0" w:name="Medium Shading 1"/>
+    <w:lsdException w:unhideWhenUsed="0" w:uiPriority="64" w:semiHidden="0" w:name="Medium Shading 2"/>
+    <w:lsdException w:unhideWhenUsed="0" w:uiPriority="65" w:semiHidden="0" w:name="Medium List 1"/>
+    <w:lsdException w:unhideWhenUsed="0" w:uiPriority="66" w:semiHidden="0" w:name="Medium List 2"/>
+    <w:lsdException w:unhideWhenUsed="0" w:uiPriority="67" w:semiHidden="0" w:name="Medium Grid 1"/>
+    <w:lsdException w:unhideWhenUsed="0" w:uiPriority="68" w:semiHidden="0" w:name="Medium Grid 2"/>
+    <w:lsdException w:unhideWhenUsed="0" w:uiPriority="69" w:semiHidden="0" w:name="Medium Grid 3"/>
+    <w:lsdException w:unhideWhenUsed="0" w:uiPriority="70" w:semiHidden="0" w:name="Dark List"/>
+    <w:lsdException w:unhideWhenUsed="0" w:uiPriority="71" w:semiHidden="0" w:name="Colorful Shading"/>
+    <w:lsdException w:unhideWhenUsed="0" w:uiPriority="72" w:semiHidden="0" w:name="Colorful List"/>
+    <w:lsdException w:unhideWhenUsed="0" w:uiPriority="73" w:semiHidden="0" w:name="Colorful Grid"/>
+    <w:lsdException w:unhideWhenUsed="0" w:uiPriority="60" w:semiHidden="0" w:name="Light Shading Accent 1"/>
+    <w:lsdException w:unhideWhenUsed="0" w:uiPriority="61" w:semiHidden="0" w:name="Light List Accent 1"/>
+    <w:lsdException w:unhideWhenUsed="0" w:uiPriority="62" w:semiHidden="0" w:name="Light Grid Accent 1"/>
+    <w:lsdException w:unhideWhenUsed="0" w:uiPriority="63" w:semiHidden="0" w:name="Medium Shading 1 Accent 1"/>
+    <w:lsdException w:unhideWhenUsed="0" w:uiPriority="64" w:semiHidden="0" w:name="Medium Shading 2 Accent 1"/>
+    <w:lsdException w:unhideWhenUsed="0" w:uiPriority="65" w:semiHidden="0" w:name="Medium List 1 Accent 1"/>
+    <w:lsdException w:qFormat="1" w:unhideWhenUsed="0" w:uiPriority="1" w:semiHidden="0" w:name="List Paragraph"/>
+    <w:lsdException w:unhideWhenUsed="0" w:uiPriority="66" w:semiHidden="0" w:name="Medium List 2 Accent 1"/>
+    <w:lsdException w:unhideWhenUsed="0" w:uiPriority="67" w:semiHidden="0" w:name="Medium Grid 1 Accent 1"/>
+    <w:lsdException w:unhideWhenUsed="0" w:uiPriority="68" w:semiHidden="0" w:name="Medium Grid 2 Accent 1"/>
+    <w:lsdException w:unhideWhenUsed="0" w:uiPriority="69" w:semiHidden="0" w:name="Medium Grid 3 Accent 1"/>
+    <w:lsdException w:unhideWhenUsed="0" w:uiPriority="70" w:semiHidden="0" w:name="Dark List Accent 1"/>
+    <w:lsdException w:unhideWhenUsed="0" w:uiPriority="71" w:semiHidden="0" w:name="Colorful Shading Accent 1"/>
+    <w:lsdException w:unhideWhenUsed="0" w:uiPriority="72" w:semiHidden="0" w:name="Colorful List Accent 1"/>
+    <w:lsdException w:unhideWhenUsed="0" w:uiPriority="73" w:semiHidden="0" w:name="Colorful Grid Accent 1"/>
+    <w:lsdException w:unhideWhenUsed="0" w:uiPriority="60" w:semiHidden="0" w:name="Light Shading Accent 2"/>
+    <w:lsdException w:unhideWhenUsed="0" w:uiPriority="61" w:semiHidden="0" w:name="Light List Accent 2"/>
+    <w:lsdException w:unhideWhenUsed="0" w:uiPriority="62" w:semiHidden="0" w:name="Light Grid Accent 2"/>
+    <w:lsdException w:unhideWhenUsed="0" w:uiPriority="63" w:semiHidden="0" w:name="Medium Shading 1 Accent 2"/>
+    <w:lsdException w:unhideWhenUsed="0" w:uiPriority="64" w:semiHidden="0" w:name="Medium Shading 2 Accent 2"/>
+    <w:lsdException w:unhideWhenUsed="0" w:uiPriority="65" w:semiHidden="0" w:name="Medium List 1 Accent 2"/>
+    <w:lsdException w:unhideWhenUsed="0" w:uiPriority="66" w:semiHidden="0" w:name="Medium List 2 Accent 2"/>
+    <w:lsdException w:unhideWhenUsed="0" w:uiPriority="67" w:semiHidden="0" w:name="Medium Grid 1 Accent 2"/>
+    <w:lsdException w:unhideWhenUsed="0" w:uiPriority="68" w:semiHidden="0" w:name="Medium Grid 2 Accent 2"/>
+    <w:lsdException w:unhideWhenUsed="0" w:uiPriority="69" w:semiHidden="0" w:name="Medium Grid 3 Accent 2"/>
+    <w:lsdException w:unhideWhenUsed="0" w:uiPriority="70" w:semiHidden="0" w:name="Dark List Accent 2"/>
+    <w:lsdException w:unhideWhenUsed="0" w:uiPriority="71" w:semiHidden="0" w:name="Colorful Shading Accent 2"/>
+    <w:lsdException w:unhideWhenUsed="0" w:uiPriority="72" w:semiHidden="0" w:name="Colorful List Accent 2"/>
+    <w:lsdException w:unhideWhenUsed="0" w:uiPriority="73" w:semiHidden="0" w:name="Colorful Grid Accent 2"/>
+    <w:lsdException w:unhideWhenUsed="0" w:uiPriority="60" w:semiHidden="0" w:name="Light Shading Accent 3"/>
+    <w:lsdException w:unhideWhenUsed="0" w:uiPriority="61" w:semiHidden="0" w:name="Light List Accent 3"/>
+    <w:lsdException w:unhideWhenUsed="0" w:uiPriority="62" w:semiHidden="0" w:name="Light Grid Accent 3"/>
+    <w:lsdException w:unhideWhenUsed="0" w:uiPriority="63" w:semiHidden="0" w:name="Medium Shading 1 Accent 3"/>
+    <w:lsdException w:unhideWhenUsed="0" w:uiPriority="64" w:semiHidden="0" w:name="Medium Shading 2 Accent 3"/>
+    <w:lsdException w:unhideWhenUsed="0" w:uiPriority="65" w:semiHidden="0" w:name="Medium List 1 Accent 3"/>
+    <w:lsdException w:unhideWhenUsed="0" w:uiPriority="66" w:semiHidden="0" w:name="Medium List 2 Accent 3"/>
+    <w:lsdException w:unhideWhenUsed="0" w:uiPriority="67" w:semiHidden="0" w:name="Medium Grid 1 Accent 3"/>
+    <w:lsdException w:unhideWhenUsed="0" w:uiPriority="68" w:semiHidden="0" w:name="Medium Grid 2 Accent 3"/>
+    <w:lsdException w:unhideWhenUsed="0" w:uiPriority="69" w:semiHidden="0" w:name="Medium Grid 3 Accent 3"/>
+    <w:lsdException w:unhideWhenUsed="0" w:uiPriority="70" w:semiHidden="0" w:name="Dark List Accent 3"/>
+    <w:lsdException w:unhideWhenUsed="0" w:uiPriority="71" w:semiHidden="0" w:name="Colorful Shading Accent 3"/>
+    <w:lsdException w:unhideWhenUsed="0" w:uiPriority="72" w:semiHidden="0" w:name="Colorful List Accent 3"/>
+    <w:lsdException w:unhideWhenUsed="0" w:uiPriority="73" w:semiHidden="0" w:name="Colorful Grid Accent 3"/>
+    <w:lsdException w:unhideWhenUsed="0" w:uiPriority="60" w:semiHidden="0" w:name="Light Shading Accent 4"/>
+    <w:lsdException w:unhideWhenUsed="0" w:uiPriority="61" w:semiHidden="0" w:name="Light List Accent 4"/>
+    <w:lsdException w:unhideWhenUsed="0" w:uiPriority="62" w:semiHidden="0" w:name="Light Grid Accent 4"/>
+    <w:lsdException w:unhideWhenUsed="0" w:uiPriority="63" w:semiHidden="0" w:name="Medium Shading 1 Accent 4"/>
+    <w:lsdException w:unhideWhenUsed="0" w:uiPriority="64" w:semiHidden="0" w:name="Medium Shading 2 Accent 4"/>
+    <w:lsdException w:unhideWhenUsed="0" w:uiPriority="65" w:semiHidden="0" w:name="Medium List 1 Accent 4"/>
+    <w:lsdException w:unhideWhenUsed="0" w:uiPriority="66" w:semiHidden="0" w:name="Medium List 2 Accent 4"/>
+    <w:lsdException w:unhideWhenUsed="0" w:uiPriority="67" w:semiHidden="0" w:name="Medium Grid 1 Accent 4"/>
+    <w:lsdException w:unhideWhenUsed="0" w:uiPriority="68" w:semiHidden="0" w:name="Medium Grid 2 Accent 4"/>
+    <w:lsdException w:unhideWhenUsed="0" w:uiPriority="69" w:semiHidden="0" w:name="Medium Grid 3 Accent 4"/>
+    <w:lsdException w:unhideWhenUsed="0" w:uiPriority="70" w:semiHidden="0" w:name="Dark List Accent 4"/>
+    <w:lsdException w:unhideWhenUsed="0" w:uiPriority="71" w:semiHidden="0" w:name="Colorful Shading Accent 4"/>
+    <w:lsdException w:unhideWhenUsed="0" w:uiPriority="72" w:semiHidden="0" w:name="Colorful List Accent 4"/>
+    <w:lsdException w:unhideWhenUsed="0" w:uiPriority="73" w:semiHidden="0" w:name="Colorful Grid Accent 4"/>
+    <w:lsdException w:unhideWhenUsed="0" w:uiPriority="60" w:semiHidden="0" w:name="Light Shading Accent 5"/>
+    <w:lsdException w:unhideWhenUsed="0" w:uiPriority="61" w:semiHidden="0" w:name="Light List Accent 5"/>
+    <w:lsdException w:unhideWhenUsed="0" w:uiPriority="62" w:semiHidden="0" w:name="Light Grid Accent 5"/>
+    <w:lsdException w:unhideWhenUsed="0" w:uiPriority="63" w:semiHidden="0" w:name="Medium Shading 1 Accent 5"/>
+    <w:lsdException w:unhideWhenUsed="0" w:uiPriority="64" w:semiHidden="0" w:name="Medium Shading 2 Accent 5"/>
+    <w:lsdException w:unhideWhenUsed="0" w:uiPriority="65" w:semiHidden="0" w:name="Medium List 1 Accent 5"/>
+    <w:lsdException w:unhideWhenUsed="0" w:uiPriority="66" w:semiHidden="0" w:name="Medium List 2 Accent 5"/>
+    <w:lsdException w:unhideWhenUsed="0" w:uiPriority="67" w:semiHidden="0" w:name="Medium Grid 1 Accent 5"/>
+    <w:lsdException w:unhideWhenUsed="0" w:uiPriority="68" w:semiHidden="0" w:name="Medium Grid 2 Accent 5"/>
+    <w:lsdException w:unhideWhenUsed="0" w:uiPriority="69" w:semiHidden="0" w:name="Medium Grid 3 Accent 5"/>
+    <w:lsdException w:unhideWhenUsed="0" w:uiPriority="70" w:semiHidden="0" w:name="Dark List Accent 5"/>
+    <w:lsdException w:unhideWhenUsed="0" w:uiPriority="71" w:semiHidden="0" w:name="Colorful Shading Accent 5"/>
+    <w:lsdException w:unhideWhenUsed="0" w:uiPriority="72" w:semiHidden="0" w:name="Colorful List Accent 5"/>
+    <w:lsdException w:unhideWhenUsed="0" w:uiPriority="73" w:semiHidden="0" w:name="Colorful Grid Accent 5"/>
+    <w:lsdException w:unhideWhenUsed="0" w:uiPriority="60" w:semiHidden="0" w:name="Light Shading Accent 6"/>
+    <w:lsdException w:unhideWhenUsed="0" w:uiPriority="61" w:semiHidden="0" w:name="Light List Accent 6"/>
+    <w:lsdException w:unhideWhenUsed="0" w:uiPriority="62" w:semiHidden="0" w:name="Light Grid Accent 6"/>
+    <w:lsdException w:unhideWhenUsed="0" w:uiPriority="63" w:semiHidden="0" w:name="Medium Shading 1 Accent 6"/>
+    <w:lsdException w:unhideWhenUsed="0" w:uiPriority="64" w:semiHidden="0" w:name="Medium Shading 2 Accent 6"/>
+    <w:lsdException w:unhideWhenUsed="0" w:uiPriority="65" w:semiHidden="0" w:name="Medium List 1 Accent 6"/>
+    <w:lsdException w:unhideWhenUsed="0" w:uiPriority="66" w:semiHidden="0" w:name="Medium List 2 Accent 6"/>
+    <w:lsdException w:unhideWhenUsed="0" w:uiPriority="67" w:semiHidden="0" w:name="Medium Grid 1 Accent 6"/>
+    <w:lsdException w:unhideWhenUsed="0" w:uiPriority="68" w:semiHidden="0" w:name="Medium Grid 2 Accent 6"/>
+    <w:lsdException w:unhideWhenUsed="0" w:uiPriority="69" w:semiHidden="0" w:name="Medium Grid 3 Accent 6"/>
+    <w:lsdException w:unhideWhenUsed="0" w:uiPriority="70" w:semiHidden="0" w:name="Dark List Accent 6"/>
+    <w:lsdException w:unhideWhenUsed="0" w:uiPriority="71" w:semiHidden="0" w:name="Colorful Shading Accent 6"/>
+    <w:lsdException w:unhideWhenUsed="0" w:uiPriority="72" w:semiHidden="0" w:name="Colorful List Accent 6"/>
+    <w:lsdException w:unhideWhenUsed="0" w:uiPriority="73" w:semiHidden="0" w:name="Colorful Grid Accent 6"/>
   </w:latentStyles>
-  <w:style w:type="paragraph" w:default="1" w:styleId="Normal">
+  <w:style w:type="paragraph" w:default="1" w:styleId="1">
     <w:name w:val="Normal"/>
     <w:qFormat/>
+    <w:uiPriority w:val="0"/>
+    <w:pPr>
+      <w:widowControl w:val="0"/>
+      <w:autoSpaceDE w:val="0"/>
+      <w:autoSpaceDN w:val="0"/>
+    </w:pPr>
     <w:rPr>
-      <w:rFonts w:ascii="Times New Roman" w:eastAsia="Times New Roman" w:hAnsi="Times New Roman" w:cs="Times New Roman"/>
+      <w:rFonts w:ascii="Times New Roman" w:hAnsi="Times New Roman" w:eastAsia="Times New Roman" w:cs="Times New Roman"/>
+      <w:sz w:val="22"/>
+      <w:szCs w:val="22"/>
+      <w:lang w:val="en-US" w:eastAsia="en-US" w:bidi="ar-SA"/>
     </w:rPr>
   </w:style>
-  <w:style w:type="character" w:default="1" w:styleId="DefaultParagraphFont">
+  <w:style w:type="character" w:default="1" w:styleId="2">
     <w:name w:val="Default Paragraph Font"/>
-    <w:uiPriority w:val="1"/>
     <w:semiHidden/>
     <w:unhideWhenUsed/>
+    <w:qFormat/>
+    <w:uiPriority w:val="1"/>
   </w:style>
-  <w:style w:type="table" w:default="1" w:styleId="TableNormal">
+  <w:style w:type="table" w:default="1" w:styleId="3">
     <w:name w:val="Normal Table"/>
-    <w:uiPriority w:val="99"/>
     <w:semiHidden/>
     <w:unhideWhenUsed/>
+    <w:qFormat/>
+    <w:uiPriority w:val="99"/>
     <w:tblPr>
-      <w:tblInd w:w="0" w:type="dxa"/>
       <w:tblCellMar>
         <w:top w:w="0" w:type="dxa"/>
         <w:left w:w="108" w:type="dxa"/>
@@ -2678,49 +2327,43 @@
       </w:tblCellMar>
     </w:tblPr>
   </w:style>
-  <w:style w:type="numbering" w:default="1" w:styleId="NoList">
-    <w:name w:val="No List"/>
-    <w:uiPriority w:val="99"/>
-    <w:semiHidden/>
-    <w:unhideWhenUsed/>
-  </w:style>
-  <w:style w:type="paragraph" w:styleId="BodyText">
+  <w:style w:type="paragraph" w:styleId="4">
     <w:name w:val="Body Text"/>
-    <w:basedOn w:val="Normal"/>
+    <w:basedOn w:val="1"/>
+    <w:qFormat/>
     <w:uiPriority w:val="1"/>
-    <w:qFormat/>
     <w:rPr>
       <w:sz w:val="24"/>
       <w:szCs w:val="24"/>
     </w:rPr>
   </w:style>
-  <w:style w:type="paragraph" w:styleId="Title">
+  <w:style w:type="paragraph" w:styleId="5">
     <w:name w:val="Title"/>
-    <w:basedOn w:val="Normal"/>
+    <w:basedOn w:val="1"/>
+    <w:qFormat/>
     <w:uiPriority w:val="10"/>
-    <w:qFormat/>
     <w:pPr>
       <w:spacing w:line="719" w:lineRule="exact"/>
       <w:ind w:left="666" w:right="662"/>
       <w:jc w:val="center"/>
     </w:pPr>
     <w:rPr>
-      <w:rFonts w:ascii="Tahoma" w:eastAsia="Tahoma" w:hAnsi="Tahoma" w:cs="Tahoma"/>
+      <w:rFonts w:ascii="Tahoma" w:hAnsi="Tahoma" w:eastAsia="Tahoma" w:cs="Tahoma"/>
       <w:sz w:val="72"/>
       <w:szCs w:val="72"/>
     </w:rPr>
   </w:style>
-  <w:style w:type="paragraph" w:styleId="ListParagraph">
+  <w:style w:type="paragraph" w:styleId="6">
     <w:name w:val="List Paragraph"/>
-    <w:basedOn w:val="Normal"/>
+    <w:basedOn w:val="1"/>
+    <w:qFormat/>
     <w:uiPriority w:val="1"/>
+  </w:style>
+  <w:style w:type="paragraph" w:customStyle="1" w:styleId="7">
+    <w:name w:val="Table Paragraph"/>
+    <w:basedOn w:val="1"/>
     <w:qFormat/>
-  </w:style>
-  <w:style w:type="paragraph" w:customStyle="1" w:styleId="TableParagraph">
-    <w:name w:val="Table Paragraph"/>
-    <w:basedOn w:val="Normal"/>
     <w:uiPriority w:val="1"/>
-    <w:qFormat/>
   </w:style>
 </w:styles>
 </file>
@@ -3004,6 +2647,22 @@
     </a:fmtScheme>
   </a:themeElements>
   <a:objectDefaults/>
-  <a:extraClrSchemeLst/>
 </a:theme>
+</file>
+
+<file path=customXml/item1.xml><?xml version="1.0" encoding="utf-8"?>
+<s:customData xmlns="http://www.wps.cn/officeDocument/2013/wpsCustomData" xmlns:s="http://www.wps.cn/officeDocument/2013/wpsCustomData">
+  <customSectProps/>
+  <customShpExts>
+    <customShpInfo spid="_x0000_s1026"/>
+  </customShpExts>
+</s:customData>
+</file>
+
+<file path=customXml/itemProps1.xml><?xml version="1.0" encoding="utf-8"?>
+<ds:datastoreItem xmlns:ds="http://schemas.openxmlformats.org/officeDocument/2006/customXml" ds:itemID="{B1977F7D-205B-4081-913C-38D41E755F92}">
+  <ds:schemaRefs>
+    <ds:schemaRef ds:uri="http://www.wps.cn/officeDocument/2013/wpsCustomData"/>
+  </ds:schemaRefs>
+</ds:datastoreItem>
 </file>